--- a/_docs/guion-demo.docx
+++ b/_docs/guion-demo.docx
@@ -15,7 +15,7 @@
         <w:spacing w:after="120"/>
       </w:pPr>
       <w:r>
-        <w:t xml:space="preserve">Guion paso a paso para una sesión de 30-35 minutos: introducción con las páginas </w:t>
+        <w:t xml:space="preserve">Guion paso a paso para una sesión de 30-35 minutos: introducción en las cuatro secciones de </w:t>
       </w:r>
       <w:r>
         <w:rPr>
@@ -24,19 +24,7 @@
           <w:sz w:val="20"/>
           <w:szCs w:val="20"/>
         </w:rPr>
-        <w:t xml:space="preserve">intro-fnol.html</w:t>
-      </w:r>
-      <w:r>
-        <w:t xml:space="preserve"> e </w:t>
-      </w:r>
-      <w:r>
-        <w:rPr>
-          <w:rFonts w:ascii="Consolas" w:cs="Consolas" w:eastAsia="Consolas" w:hAnsi="Consolas"/>
-          <w:color w:val="1B2A4A"/>
-          <w:sz w:val="20"/>
-          <w:szCs w:val="20"/>
-        </w:rPr>
-        <w:t xml:space="preserve">intro-sistema.html</w:t>
+        <w:t xml:space="preserve">intro.html</w:t>
       </w:r>
       <w:r>
         <w:t xml:space="preserve"> y demo sobre el Paquete A (13 mensajes) en </w:t>
@@ -275,7 +263,7 @@
           </w:pPr>
           <w:hyperlink w:history="1" w:anchor="_Toc2">
             <w:r>
-              <w:t xml:space="preserve">1. FNOL: de qué hablamos (≈1 min)</w:t>
+              <w:t xml:space="preserve">1. El problema: FNOL, un proceso crítico, y el gobierno de la IA (≈1 min)</w:t>
             </w:r>
             <w:r>
               <w:tab/>
@@ -297,7 +285,7 @@
           </w:pPr>
           <w:hyperlink w:history="1" w:anchor="_Toc3">
             <w:r>
-              <w:t xml:space="preserve">2. El sistema que vais a ver (≈4 min)</w:t>
+              <w:t xml:space="preserve">2. La solución: una plataforma multicanal integrada, orquestada por 4 agentes y con un buen gobierno de la IA (≈2 min)</w:t>
             </w:r>
             <w:r>
               <w:tab/>
@@ -385,7 +373,7 @@
           </w:pPr>
           <w:hyperlink w:history="1" w:anchor="_Toc7">
             <w:r>
-              <w:t xml:space="preserve">2.4 Dos usuarios, dos pantallas</w:t>
+              <w:t xml:space="preserve">2.4 La trazabilidad, base del gobierno</w:t>
             </w:r>
             <w:r>
               <w:tab/>
@@ -400,14 +388,14 @@
         </w:p>
         <w:p>
           <w:pPr>
-            <w:pStyle w:val="TOC2"/>
+            <w:pStyle w:val="TOC1"/>
             <w:tabs>
               <w:tab w:val="right" w:pos="9638" w:leader="dot"/>
             </w:tabs>
           </w:pPr>
           <w:hyperlink w:history="1" w:anchor="_Toc8">
             <w:r>
-              <w:t xml:space="preserve">2.5 Por qué el gobierno decide el éxito</w:t>
+              <w:t xml:space="preserve">3. Los actores: el tramitador y los equipos de IT, Finanzas, Compliance, etc. (≈1 min)</w:t>
             </w:r>
             <w:r>
               <w:tab/>
@@ -429,7 +417,7 @@
           </w:pPr>
           <w:hyperlink w:history="1" w:anchor="_Toc9">
             <w:r>
-              <w:t xml:space="preserve">3. Parte 1 · Triaje</w:t>
+              <w:t xml:space="preserve">4. La demo: un viaje desde que llega un mensaje hasta el panel de gobierno (≈1 min)</w:t>
             </w:r>
             <w:r>
               <w:tab/>
@@ -444,14 +432,14 @@
         </w:p>
         <w:p>
           <w:pPr>
-            <w:pStyle w:val="TOC2"/>
+            <w:pStyle w:val="TOC1"/>
             <w:tabs>
               <w:tab w:val="right" w:pos="9638" w:leader="dot"/>
             </w:tabs>
           </w:pPr>
           <w:hyperlink w:history="1" w:anchor="_Toc10">
             <w:r>
-              <w:t xml:space="preserve">Paso 1 · Las seis fases y los cinco canales (min 5-6:30)</w:t>
+              <w:t xml:space="preserve">5. Parte 1 · Triaje</w:t>
             </w:r>
             <w:r>
               <w:tab/>
@@ -473,7 +461,7 @@
           </w:pPr>
           <w:hyperlink w:history="1" w:anchor="_Toc11">
             <w:r>
-              <w:t xml:space="preserve">Paso 2 · Procesar el Paquete A (min 6:30-8:30)</w:t>
+              <w:t xml:space="preserve">Paso 1 · Las seis fases y los cinco canales (min 5-6:30)</w:t>
             </w:r>
             <w:r>
               <w:tab/>
@@ -495,7 +483,7 @@
           </w:pPr>
           <w:hyperlink w:history="1" w:anchor="_Toc12">
             <w:r>
-              <w:t xml:space="preserve">Paso 3 · La ficha de un aprobado: MSG-A-01 (min 8:30-10)</w:t>
+              <w:t xml:space="preserve">Paso 2 · Procesar el Paquete A (min 6:30-8:30)</w:t>
             </w:r>
             <w:r>
               <w:tab/>
@@ -517,7 +505,7 @@
           </w:pPr>
           <w:hyperlink w:history="1" w:anchor="_Toc13">
             <w:r>
-              <w:t xml:space="preserve">Paso 4 · La ficha de un «A revisar»: MSG-A-08 (min 10-12)</w:t>
+              <w:t xml:space="preserve">Paso 3 · La ficha de un aprobado: MSG-A-01 (min 8:30-10)</w:t>
             </w:r>
             <w:r>
               <w:tab/>
@@ -539,7 +527,7 @@
           </w:pPr>
           <w:hyperlink w:history="1" w:anchor="_Toc14">
             <w:r>
-              <w:t xml:space="preserve">Paso 5 · La respuesta cruda de MSG-A-12 (min 12-14)</w:t>
+              <w:t xml:space="preserve">Paso 4 · La ficha de un «A revisar»: MSG-A-08 (min 10-12)</w:t>
             </w:r>
             <w:r>
               <w:tab/>
@@ -547,6 +535,28 @@
             <w:r>
               <w:fldChar w:fldCharType="begin" w:dirty="true"/>
               <w:instrText xml:space="preserve">PAGEREF _Toc14 \h</w:instrText>
+              <w:fldChar w:fldCharType="separate"/>
+              <w:fldChar w:fldCharType="end"/>
+            </w:r>
+          </w:hyperlink>
+        </w:p>
+        <w:p>
+          <w:pPr>
+            <w:pStyle w:val="TOC2"/>
+            <w:tabs>
+              <w:tab w:val="right" w:pos="9638" w:leader="dot"/>
+            </w:tabs>
+          </w:pPr>
+          <w:hyperlink w:history="1" w:anchor="_Toc15">
+            <w:r>
+              <w:t xml:space="preserve">Paso 5 · La respuesta cruda de MSG-A-12 (min 12-14)</w:t>
+            </w:r>
+            <w:r>
+              <w:tab/>
+            </w:r>
+            <w:r>
+              <w:fldChar w:fldCharType="begin" w:dirty="true"/>
+              <w:instrText xml:space="preserve">PAGEREF _Toc15 \h</w:instrText>
               <w:fldChar w:fldCharType="separate"/>
               <w:fldChar w:fldCharType="end"/>
             </w:r>
@@ -559,31 +569,9 @@
               <w:tab w:val="right" w:pos="9638" w:leader="dot"/>
             </w:tabs>
           </w:pPr>
-          <w:hyperlink w:history="1" w:anchor="_Toc15">
-            <w:r>
-              <w:t xml:space="preserve">4. Parte 2 · Gobierno</w:t>
-            </w:r>
-            <w:r>
-              <w:tab/>
-            </w:r>
-            <w:r>
-              <w:fldChar w:fldCharType="begin" w:dirty="true"/>
-              <w:instrText xml:space="preserve">PAGEREF _Toc15 \h</w:instrText>
-              <w:fldChar w:fldCharType="separate"/>
-              <w:fldChar w:fldCharType="end"/>
-            </w:r>
-          </w:hyperlink>
-        </w:p>
-        <w:p>
-          <w:pPr>
-            <w:pStyle w:val="TOC2"/>
-            <w:tabs>
-              <w:tab w:val="right" w:pos="9638" w:leader="dot"/>
-            </w:tabs>
-          </w:pPr>
           <w:hyperlink w:history="1" w:anchor="_Toc16">
             <w:r>
-              <w:t xml:space="preserve">4.0 Entrada al panel (min 14-15)</w:t>
+              <w:t xml:space="preserve">6. Parte 2 · Gobierno</w:t>
             </w:r>
             <w:r>
               <w:tab/>
@@ -605,7 +593,7 @@
           </w:pPr>
           <w:hyperlink w:history="1" w:anchor="_Toc17">
             <w:r>
-              <w:t xml:space="preserve">Paso 6 · Resumen (min 15-17)</w:t>
+              <w:t xml:space="preserve">6.0 Entrada al panel (min 14-15)</w:t>
             </w:r>
             <w:r>
               <w:tab/>
@@ -627,7 +615,7 @@
           </w:pPr>
           <w:hyperlink w:history="1" w:anchor="_Toc18">
             <w:r>
-              <w:t xml:space="preserve">Paso 7 · Agentes: el agente de Reglas (min 17-18:30)</w:t>
+              <w:t xml:space="preserve">Paso 6 · Resumen (min 15-17)</w:t>
             </w:r>
             <w:r>
               <w:tab/>
@@ -649,7 +637,7 @@
           </w:pPr>
           <w:hyperlink w:history="1" w:anchor="_Toc19">
             <w:r>
-              <w:t xml:space="preserve">Paso 8 · Trazabilidad (min 18:30-19:30)</w:t>
+              <w:t xml:space="preserve">Paso 7 · Agentes: el agente de Reglas (min 17-18:30)</w:t>
             </w:r>
             <w:r>
               <w:tab/>
@@ -671,7 +659,7 @@
           </w:pPr>
           <w:hyperlink w:history="1" w:anchor="_Toc20">
             <w:r>
-              <w:t xml:space="preserve">Paso 9 · Autonomía (min 19:30-20:30)</w:t>
+              <w:t xml:space="preserve">Paso 8 · Trazabilidad (min 18:30-19:30)</w:t>
             </w:r>
             <w:r>
               <w:tab/>
@@ -693,7 +681,7 @@
           </w:pPr>
           <w:hyperlink w:history="1" w:anchor="_Toc21">
             <w:r>
-              <w:t xml:space="preserve">Paso 10 · Guardrails (min 20:30-22)</w:t>
+              <w:t xml:space="preserve">Paso 9 · Autonomía (min 19:30-20:30)</w:t>
             </w:r>
             <w:r>
               <w:tab/>
@@ -715,7 +703,7 @@
           </w:pPr>
           <w:hyperlink w:history="1" w:anchor="_Toc22">
             <w:r>
-              <w:t xml:space="preserve">Paso 11 · Intervención humana: MSG-A-04 (min 22-24)</w:t>
+              <w:t xml:space="preserve">Paso 10 · Guardrails (min 20:30-22)</w:t>
             </w:r>
             <w:r>
               <w:tab/>
@@ -737,7 +725,7 @@
           </w:pPr>
           <w:hyperlink w:history="1" w:anchor="_Toc23">
             <w:r>
-              <w:t xml:space="preserve">Paso 12 · Fraude: MSG-A-13, MSG-A-09 y MSG-A-02 (min 24-26)</w:t>
+              <w:t xml:space="preserve">Paso 11 · Intervención humana: MSG-A-04 (min 22-24)</w:t>
             </w:r>
             <w:r>
               <w:tab/>
@@ -759,7 +747,7 @@
           </w:pPr>
           <w:hyperlink w:history="1" w:anchor="_Toc24">
             <w:r>
-              <w:t xml:space="preserve">Paso 13 · Razonamiento y replay (min 26-27:30)</w:t>
+              <w:t xml:space="preserve">Paso 12 · Fraude: MSG-A-13, MSG-A-09 y MSG-A-02 (min 24-26)</w:t>
             </w:r>
             <w:r>
               <w:tab/>
@@ -781,7 +769,7 @@
           </w:pPr>
           <w:hyperlink w:history="1" w:anchor="_Toc25">
             <w:r>
-              <w:t xml:space="preserve">Paso 14 · Knowledge Bases (min 27:30-29)</w:t>
+              <w:t xml:space="preserve">Paso 13 · Razonamiento y replay (min 26-27:30)</w:t>
             </w:r>
             <w:r>
               <w:tab/>
@@ -803,7 +791,7 @@
           </w:pPr>
           <w:hyperlink w:history="1" w:anchor="_Toc26">
             <w:r>
-              <w:t xml:space="preserve">Paso 15 · Cumplimiento: el termómetro (min 29-30:30)</w:t>
+              <w:t xml:space="preserve">Paso 14 · Knowledge Bases (min 27:30-29)</w:t>
             </w:r>
             <w:r>
               <w:tab/>
@@ -825,7 +813,7 @@
           </w:pPr>
           <w:hyperlink w:history="1" w:anchor="_Toc27">
             <w:r>
-              <w:t xml:space="preserve">Paso 16 · FinOps (min 30:30-32)</w:t>
+              <w:t xml:space="preserve">Paso 15 · Cumplimiento: el termómetro (min 29-30:30)</w:t>
             </w:r>
             <w:r>
               <w:tab/>
@@ -847,7 +835,7 @@
           </w:pPr>
           <w:hyperlink w:history="1" w:anchor="_Toc28">
             <w:r>
-              <w:t xml:space="preserve">Paso 17 · Medidas correctivas (min 32-33:30)</w:t>
+              <w:t xml:space="preserve">Paso 16 · FinOps (min 30:30-32)</w:t>
             </w:r>
             <w:r>
               <w:tab/>
@@ -869,7 +857,7 @@
           </w:pPr>
           <w:hyperlink w:history="1" w:anchor="_Toc29">
             <w:r>
-              <w:t xml:space="preserve">Paso 18 · Histórico (min 33:30-34)</w:t>
+              <w:t xml:space="preserve">Paso 17 · Medidas correctivas (min 32-33:30)</w:t>
             </w:r>
             <w:r>
               <w:tab/>
@@ -884,14 +872,14 @@
         </w:p>
         <w:p>
           <w:pPr>
-            <w:pStyle w:val="TOC1"/>
+            <w:pStyle w:val="TOC2"/>
             <w:tabs>
               <w:tab w:val="right" w:pos="9638" w:leader="dot"/>
             </w:tabs>
           </w:pPr>
           <w:hyperlink w:history="1" w:anchor="_Toc30">
             <w:r>
-              <w:t xml:space="preserve">5. Cierre (min 34-35)</w:t>
+              <w:t xml:space="preserve">Paso 18 · Histórico (min 33:30-34)</w:t>
             </w:r>
             <w:r>
               <w:tab/>
@@ -913,7 +901,7 @@
           </w:pPr>
           <w:hyperlink w:history="1" w:anchor="_Toc31">
             <w:r>
-              <w:t xml:space="preserve">Anexo A · Los 13 mensajes del Paquete A</w:t>
+              <w:t xml:space="preserve">7. Cierre (min 34-35)</w:t>
             </w:r>
             <w:r>
               <w:tab/>
@@ -935,7 +923,7 @@
           </w:pPr>
           <w:hyperlink w:history="1" w:anchor="_Toc32">
             <w:r>
-              <w:t xml:space="preserve">Anexo B · Chuleta de cifras</w:t>
+              <w:t xml:space="preserve">Anexo A · Los 13 mensajes del Paquete A</w:t>
             </w:r>
             <w:r>
               <w:tab/>
@@ -957,7 +945,7 @@
           </w:pPr>
           <w:hyperlink w:history="1" w:anchor="_Toc33">
             <w:r>
-              <w:t xml:space="preserve">Anexo C · Matices para no pisar charcos</w:t>
+              <w:t xml:space="preserve">Anexo B · Chuleta de cifras</w:t>
             </w:r>
             <w:r>
               <w:tab/>
@@ -979,7 +967,7 @@
           </w:pPr>
           <w:hyperlink w:history="1" w:anchor="_Toc34">
             <w:r>
-              <w:t xml:space="preserve">Anexo D · Versión de 20 minutos</w:t>
+              <w:t xml:space="preserve">Anexo C · Matices para no pisar charcos</w:t>
             </w:r>
             <w:r>
               <w:tab/>
@@ -987,6 +975,28 @@
             <w:r>
               <w:fldChar w:fldCharType="begin" w:dirty="true"/>
               <w:instrText xml:space="preserve">PAGEREF _Toc34 \h</w:instrText>
+              <w:fldChar w:fldCharType="separate"/>
+              <w:fldChar w:fldCharType="end"/>
+            </w:r>
+          </w:hyperlink>
+        </w:p>
+        <w:p>
+          <w:pPr>
+            <w:pStyle w:val="TOC1"/>
+            <w:tabs>
+              <w:tab w:val="right" w:pos="9638" w:leader="dot"/>
+            </w:tabs>
+          </w:pPr>
+          <w:hyperlink w:history="1" w:anchor="_Toc35">
+            <w:r>
+              <w:t xml:space="preserve">Anexo D · Versión de 20 minutos</w:t>
+            </w:r>
+            <w:r>
+              <w:tab/>
+            </w:r>
+            <w:r>
+              <w:fldChar w:fldCharType="begin" w:dirty="true"/>
+              <w:instrText xml:space="preserve">PAGEREF _Toc35 \h</w:instrText>
               <w:fldChar w:fldCharType="separate"/>
               <w:fldChar w:fldCharType="end"/>
             </w:r>
@@ -1057,7 +1067,7 @@
           <w:sz w:val="20"/>
           <w:szCs w:val="20"/>
         </w:rPr>
-        <w:t xml:space="preserve">intro-fnol.html</w:t>
+        <w:t xml:space="preserve">intro.html</w:t>
       </w:r>
       <w:r>
         <w:t xml:space="preserve">.</w:t>
@@ -1358,7 +1368,7 @@
                 <w:sz w:val="19"/>
                 <w:szCs w:val="19"/>
               </w:rPr>
-              <w:t xml:space="preserve">1. FNOL: de qué hablamos</w:t>
+              <w:t xml:space="preserve">1. El problema</w:t>
             </w:r>
           </w:p>
         </w:tc>
@@ -1386,7 +1396,14 @@
                 <w:sz w:val="19"/>
                 <w:szCs w:val="19"/>
               </w:rPr>
-              <w:t xml:space="preserve">intro-fnol.html</w:t>
+              <w:t xml:space="preserve">intro.html</w:t>
+            </w:r>
+            <w:r>
+              <w:rPr>
+                <w:sz w:val="19"/>
+                <w:szCs w:val="19"/>
+              </w:rPr>
+              <w:t xml:space="preserve"> · El problema</w:t>
             </w:r>
           </w:p>
         </w:tc>
@@ -1414,7 +1431,7 @@
                 <w:sz w:val="19"/>
                 <w:szCs w:val="19"/>
               </w:rPr>
-              <w:t xml:space="preserve">1-5</w:t>
+              <w:t xml:space="preserve">1-3</w:t>
             </w:r>
           </w:p>
         </w:tc>
@@ -1440,7 +1457,7 @@
                 <w:sz w:val="19"/>
                 <w:szCs w:val="19"/>
               </w:rPr>
-              <w:t xml:space="preserve">2. El sistema que vais a ver</w:t>
+              <w:t xml:space="preserve">2. La solución</w:t>
             </w:r>
           </w:p>
         </w:tc>
@@ -1468,7 +1485,14 @@
                 <w:sz w:val="19"/>
                 <w:szCs w:val="19"/>
               </w:rPr>
-              <w:t xml:space="preserve">intro-sistema.html</w:t>
+              <w:t xml:space="preserve">intro.html</w:t>
+            </w:r>
+            <w:r>
+              <w:rPr>
+                <w:sz w:val="19"/>
+                <w:szCs w:val="19"/>
+              </w:rPr>
+              <w:t xml:space="preserve"> · La solución</w:t>
             </w:r>
           </w:p>
         </w:tc>
@@ -1496,7 +1520,7 @@
                 <w:sz w:val="19"/>
                 <w:szCs w:val="19"/>
               </w:rPr>
-              <w:t xml:space="preserve">5-14</w:t>
+              <w:t xml:space="preserve">3-4</w:t>
             </w:r>
           </w:p>
         </w:tc>
@@ -1522,7 +1546,7 @@
                 <w:sz w:val="19"/>
                 <w:szCs w:val="19"/>
               </w:rPr>
-              <w:t xml:space="preserve">3. Parte 1 · Triaje (pasos 1-5)</w:t>
+              <w:t xml:space="preserve">3. Los actores</w:t>
             </w:r>
           </w:p>
         </w:tc>
@@ -1550,7 +1574,14 @@
                 <w:sz w:val="19"/>
                 <w:szCs w:val="19"/>
               </w:rPr>
-              <w:t xml:space="preserve">index.html</w:t>
+              <w:t xml:space="preserve">intro.html</w:t>
+            </w:r>
+            <w:r>
+              <w:rPr>
+                <w:sz w:val="19"/>
+                <w:szCs w:val="19"/>
+              </w:rPr>
+              <w:t xml:space="preserve"> · Los actores</w:t>
             </w:r>
           </w:p>
         </w:tc>
@@ -1578,7 +1609,7 @@
                 <w:sz w:val="19"/>
                 <w:szCs w:val="19"/>
               </w:rPr>
-              <w:t xml:space="preserve">14-15</w:t>
+              <w:t xml:space="preserve">4-5</w:t>
             </w:r>
           </w:p>
         </w:tc>
@@ -1604,7 +1635,7 @@
                 <w:sz w:val="19"/>
                 <w:szCs w:val="19"/>
               </w:rPr>
-              <w:t xml:space="preserve">4.0 Entrada al panel de gobierno</w:t>
+              <w:t xml:space="preserve">4. La demo</w:t>
             </w:r>
           </w:p>
         </w:tc>
@@ -1632,14 +1663,14 @@
                 <w:sz w:val="19"/>
                 <w:szCs w:val="19"/>
               </w:rPr>
-              <w:t xml:space="preserve">gobierno.html</w:t>
-            </w:r>
-            <w:r>
-              <w:rPr>
-                <w:sz w:val="19"/>
-                <w:szCs w:val="19"/>
-              </w:rPr>
-              <w:t xml:space="preserve"> · Inicio</w:t>
+              <w:t xml:space="preserve">intro.html</w:t>
+            </w:r>
+            <w:r>
+              <w:rPr>
+                <w:sz w:val="19"/>
+                <w:szCs w:val="19"/>
+              </w:rPr>
+              <w:t xml:space="preserve"> · La demo</w:t>
             </w:r>
           </w:p>
         </w:tc>
@@ -1667,7 +1698,7 @@
                 <w:sz w:val="19"/>
                 <w:szCs w:val="19"/>
               </w:rPr>
-              <w:t xml:space="preserve">15-34</w:t>
+              <w:t xml:space="preserve">5-14</w:t>
             </w:r>
           </w:p>
         </w:tc>
@@ -1693,7 +1724,7 @@
                 <w:sz w:val="19"/>
                 <w:szCs w:val="19"/>
               </w:rPr>
-              <w:t xml:space="preserve">4. Parte 2 · Gobierno (pasos 6-18)</w:t>
+              <w:t xml:space="preserve">5. Parte 1 · Triaje (pasos 1-5)</w:t>
             </w:r>
           </w:p>
         </w:tc>
@@ -1721,7 +1752,7 @@
                 <w:sz w:val="19"/>
                 <w:szCs w:val="19"/>
               </w:rPr>
-              <w:t xml:space="preserve">gobierno.html</w:t>
+              <w:t xml:space="preserve">index.html</w:t>
             </w:r>
           </w:p>
         </w:tc>
@@ -1749,6 +1780,177 @@
                 <w:sz w:val="19"/>
                 <w:szCs w:val="19"/>
               </w:rPr>
+              <w:t xml:space="preserve">14-15</w:t>
+            </w:r>
+          </w:p>
+        </w:tc>
+        <w:tc>
+          <w:tcPr>
+            <w:tcW w:type="dxa" w:w="4007"/>
+            <w:tcBorders>
+              <w:top w:val="single" w:color="C9CED8" w:sz="4"/>
+              <w:left w:val="single" w:color="C9CED8" w:sz="4"/>
+              <w:bottom w:val="single" w:color="C9CED8" w:sz="4"/>
+              <w:right w:val="single" w:color="C9CED8" w:sz="4"/>
+            </w:tcBorders>
+            <w:tcMar>
+              <w:top w:type="dxa" w:w="60"/>
+              <w:left w:type="dxa" w:w="100"/>
+              <w:bottom w:type="dxa" w:w="60"/>
+              <w:right w:type="dxa" w:w="100"/>
+            </w:tcMar>
+          </w:tcPr>
+          <w:p>
+            <w:r>
+              <w:rPr>
+                <w:sz w:val="19"/>
+                <w:szCs w:val="19"/>
+              </w:rPr>
+              <w:t xml:space="preserve">6.0 Entrada al panel de gobierno</w:t>
+            </w:r>
+          </w:p>
+        </w:tc>
+        <w:tc>
+          <w:tcPr>
+            <w:tcW w:type="dxa" w:w="3570"/>
+            <w:tcBorders>
+              <w:top w:val="single" w:color="C9CED8" w:sz="4"/>
+              <w:left w:val="single" w:color="C9CED8" w:sz="4"/>
+              <w:bottom w:val="single" w:color="C9CED8" w:sz="4"/>
+              <w:right w:val="single" w:color="C9CED8" w:sz="4"/>
+            </w:tcBorders>
+            <w:tcMar>
+              <w:top w:type="dxa" w:w="60"/>
+              <w:left w:type="dxa" w:w="100"/>
+              <w:bottom w:type="dxa" w:w="60"/>
+              <w:right w:type="dxa" w:w="100"/>
+            </w:tcMar>
+          </w:tcPr>
+          <w:p>
+            <w:r>
+              <w:rPr>
+                <w:rFonts w:ascii="Consolas" w:cs="Consolas" w:eastAsia="Consolas" w:hAnsi="Consolas"/>
+                <w:color w:val="1B2A4A"/>
+                <w:sz w:val="19"/>
+                <w:szCs w:val="19"/>
+              </w:rPr>
+              <w:t xml:space="preserve">gobierno.html</w:t>
+            </w:r>
+            <w:r>
+              <w:rPr>
+                <w:sz w:val="19"/>
+                <w:szCs w:val="19"/>
+              </w:rPr>
+              <w:t xml:space="preserve"> · Inicio</w:t>
+            </w:r>
+          </w:p>
+        </w:tc>
+      </w:tr>
+      <w:tr>
+        <w:tc>
+          <w:tcPr>
+            <w:tcW w:type="dxa" w:w="2061"/>
+            <w:tcBorders>
+              <w:top w:val="single" w:color="C9CED8" w:sz="4"/>
+              <w:left w:val="single" w:color="C9CED8" w:sz="4"/>
+              <w:bottom w:val="single" w:color="C9CED8" w:sz="4"/>
+              <w:right w:val="single" w:color="C9CED8" w:sz="4"/>
+            </w:tcBorders>
+            <w:tcMar>
+              <w:top w:type="dxa" w:w="60"/>
+              <w:left w:type="dxa" w:w="100"/>
+              <w:bottom w:type="dxa" w:w="60"/>
+              <w:right w:type="dxa" w:w="100"/>
+            </w:tcMar>
+          </w:tcPr>
+          <w:p>
+            <w:r>
+              <w:rPr>
+                <w:sz w:val="19"/>
+                <w:szCs w:val="19"/>
+              </w:rPr>
+              <w:t xml:space="preserve">15-34</w:t>
+            </w:r>
+          </w:p>
+        </w:tc>
+        <w:tc>
+          <w:tcPr>
+            <w:tcW w:type="dxa" w:w="4007"/>
+            <w:tcBorders>
+              <w:top w:val="single" w:color="C9CED8" w:sz="4"/>
+              <w:left w:val="single" w:color="C9CED8" w:sz="4"/>
+              <w:bottom w:val="single" w:color="C9CED8" w:sz="4"/>
+              <w:right w:val="single" w:color="C9CED8" w:sz="4"/>
+            </w:tcBorders>
+            <w:tcMar>
+              <w:top w:type="dxa" w:w="60"/>
+              <w:left w:type="dxa" w:w="100"/>
+              <w:bottom w:type="dxa" w:w="60"/>
+              <w:right w:type="dxa" w:w="100"/>
+            </w:tcMar>
+          </w:tcPr>
+          <w:p>
+            <w:r>
+              <w:rPr>
+                <w:sz w:val="19"/>
+                <w:szCs w:val="19"/>
+              </w:rPr>
+              <w:t xml:space="preserve">6. Parte 2 · Gobierno (pasos 6-18)</w:t>
+            </w:r>
+          </w:p>
+        </w:tc>
+        <w:tc>
+          <w:tcPr>
+            <w:tcW w:type="dxa" w:w="3570"/>
+            <w:tcBorders>
+              <w:top w:val="single" w:color="C9CED8" w:sz="4"/>
+              <w:left w:val="single" w:color="C9CED8" w:sz="4"/>
+              <w:bottom w:val="single" w:color="C9CED8" w:sz="4"/>
+              <w:right w:val="single" w:color="C9CED8" w:sz="4"/>
+            </w:tcBorders>
+            <w:tcMar>
+              <w:top w:type="dxa" w:w="60"/>
+              <w:left w:type="dxa" w:w="100"/>
+              <w:bottom w:type="dxa" w:w="60"/>
+              <w:right w:type="dxa" w:w="100"/>
+            </w:tcMar>
+          </w:tcPr>
+          <w:p>
+            <w:r>
+              <w:rPr>
+                <w:rFonts w:ascii="Consolas" w:cs="Consolas" w:eastAsia="Consolas" w:hAnsi="Consolas"/>
+                <w:color w:val="1B2A4A"/>
+                <w:sz w:val="19"/>
+                <w:szCs w:val="19"/>
+              </w:rPr>
+              <w:t xml:space="preserve">gobierno.html</w:t>
+            </w:r>
+          </w:p>
+        </w:tc>
+      </w:tr>
+      <w:tr>
+        <w:tc>
+          <w:tcPr>
+            <w:tcW w:type="dxa" w:w="2061"/>
+            <w:tcBorders>
+              <w:top w:val="single" w:color="C9CED8" w:sz="4"/>
+              <w:left w:val="single" w:color="C9CED8" w:sz="4"/>
+              <w:bottom w:val="single" w:color="C9CED8" w:sz="4"/>
+              <w:right w:val="single" w:color="C9CED8" w:sz="4"/>
+            </w:tcBorders>
+            <w:tcMar>
+              <w:top w:type="dxa" w:w="60"/>
+              <w:left w:type="dxa" w:w="100"/>
+              <w:bottom w:type="dxa" w:w="60"/>
+              <w:right w:type="dxa" w:w="100"/>
+            </w:tcMar>
+          </w:tcPr>
+          <w:p>
+            <w:r>
+              <w:rPr>
+                <w:sz w:val="19"/>
+                <w:szCs w:val="19"/>
+              </w:rPr>
               <w:t xml:space="preserve">34-35</w:t>
             </w:r>
           </w:p>
@@ -1775,7 +1977,7 @@
                 <w:sz w:val="19"/>
                 <w:szCs w:val="19"/>
               </w:rPr>
-              <w:t xml:space="preserve">5. Cierre</w:t>
+              <w:t xml:space="preserve">7. Cierre</w:t>
             </w:r>
           </w:p>
         </w:tc>
@@ -1836,7 +2038,7 @@
       </w:pPr>
       <w:bookmarkStart w:name="_Toc2" w:id="2"/>
       <w:r>
-        <w:t xml:space="preserve">1. FNOL: de qué hablamos (≈1 min)</w:t>
+        <w:t xml:space="preserve">1. El problema: FNOL, un proceso crítico, y el gobierno de la IA (≈1 min)</w:t>
       </w:r>
       <w:bookmarkEnd w:id="2"/>
     </w:p>
@@ -1861,10 +2063,10 @@
           <w:sz w:val="20"/>
           <w:szCs w:val="20"/>
         </w:rPr>
-        <w:t xml:space="preserve">intro-fnol.html</w:t>
-      </w:r>
-      <w:r>
-        <w:t xml:space="preserve">.</w:t>
+        <w:t xml:space="preserve">intro.html</w:t>
+      </w:r>
+      <w:r>
+        <w:t xml:space="preserve"> · El problema.</w:t>
       </w:r>
     </w:p>
     <w:p>
@@ -1886,7 +2088,7 @@
           <w:iCs/>
           <w:color w:val="1E7B34"/>
         </w:rPr>
-        <w:t xml:space="preserve">«El primer aviso decide buena parte de lo que pasa con el siniestro.»</w:t>
+        <w:t xml:space="preserve">«El primer aviso decide buena parte de lo que pasa con el siniestro, y la IA que lo automatice tiene que estar bajo control.»</w:t>
       </w:r>
     </w:p>
     <w:p>
@@ -1955,6 +2157,40 @@
           <w:szCs w:val="23"/>
         </w:rPr>
         <w:t xml:space="preserve">Hoy todo ese trabajo lo hace una persona: lee el mensaje, lo clasifica y teclea los datos en el sistema. Para que os hagáis una idea del peso que tiene, en Estados Unidos la gestión de siniestros se lleva en torno al 10 % de la prima de Auto. Ahí es donde se nos va el tiempo y el dinero.</w:t>
+      </w:r>
+    </w:p>
+    <w:p>
+      <w:pPr>
+        <w:pBdr>
+          <w:left w:val="single" w:color="1E7B34" w:sz="18" w:space="8"/>
+        </w:pBdr>
+        <w:spacing w:after="120" w:before="60" w:line="300"/>
+        <w:ind w:left="284"/>
+      </w:pPr>
+      <w:r>
+        <w:rPr>
+          <w:color w:val="1E7B34"/>
+          <w:sz w:val="23"/>
+          <w:szCs w:val="23"/>
+        </w:rPr>
+        <w:t xml:space="preserve">Y hay un segundo problema. En cuanto metemos IA en un proceso así, hay que controlarla desde muchos ángulos: cuánta autonomía damos a los agentes, si las bases de conocimiento que usan están sanas, si cumplimos la normativa y cuánto nos cuesta cada decisión.</w:t>
+      </w:r>
+    </w:p>
+    <w:p>
+      <w:pPr>
+        <w:pBdr>
+          <w:left w:val="single" w:color="1E7B34" w:sz="18" w:space="8"/>
+        </w:pBdr>
+        <w:spacing w:after="120" w:before="60" w:line="300"/>
+        <w:ind w:left="284"/>
+      </w:pPr>
+      <w:r>
+        <w:rPr>
+          <w:color w:val="1E7B34"/>
+          <w:sz w:val="23"/>
+          <w:szCs w:val="23"/>
+        </w:rPr>
+        <w:t xml:space="preserve">Hoy clasificar un mensaje con IA ya no diferencia a nadie; con un buen prompt se consigue más de un 90 % de acierto. El reto de verdad está en pasar del piloto a producción. Gartner estima que más del 40 % de los proyectos de IA agéntica se van a cancelar antes de que acabe 2027, por coste, por un valor poco claro o por riesgos sin controlar. Es decir, los proyectos no se caen porque la IA falle. Se caen porque nadie sabe responder a tres preguntas: por qué ha decidido eso, quién lo controla y cuánto cuesta.</w:t>
       </w:r>
     </w:p>
     <w:p>
@@ -2014,7 +2250,7 @@
       </w:pPr>
       <w:bookmarkStart w:name="_Toc3" w:id="3"/>
       <w:r>
-        <w:t xml:space="preserve">2. El sistema que vais a ver (≈4 min)</w:t>
+        <w:t xml:space="preserve">2. La solución: una plataforma multicanal integrada, orquestada por 4 agentes y con un buen gobierno de la IA (≈2 min)</w:t>
       </w:r>
       <w:bookmarkEnd w:id="3"/>
     </w:p>
@@ -2039,10 +2275,10 @@
           <w:sz w:val="20"/>
           <w:szCs w:val="20"/>
         </w:rPr>
-        <w:t xml:space="preserve">intro-sistema.html</w:t>
-      </w:r>
-      <w:r>
-        <w:t xml:space="preserve">, bloque a bloque de arriba abajo.</w:t>
+        <w:t xml:space="preserve">intro.html</w:t>
+      </w:r>
+      <w:r>
+        <w:t xml:space="preserve"> · La solución, bloque a bloque de arriba abajo.</w:t>
       </w:r>
     </w:p>
     <w:p>
@@ -2152,7 +2388,7 @@
           <w:sz w:val="23"/>
           <w:szCs w:val="23"/>
         </w:rPr>
-        <w:t xml:space="preserve">Lo que os vamos a enseñar hoy automatiza ese primer contacto. Tenemos cuatro agentes de IA que reciben el aviso por cualquier canal, deciden a qué ramo pertenece, extraen los datos y aplican las reglas de negocio de la aseguradora. Al tramitador le llega el aviso ya clasificado, con los datos extraídos y con una propuesta: aprobado o a revisar.</w:t>
+        <w:t xml:space="preserve">Lo que os vamos a enseñar hoy es una plataforma integrada que automatiza ese primer contacto. Tenemos cuatro agentes de IA que reciben el aviso por cualquier canal, deciden a qué ramo pertenece, extraen los datos y aplican las reglas de negocio de la aseguradora. Al tramitador le llega el aviso ya clasificado, con los datos extraídos y con una propuesta: aprobado o a revisar.</w:t>
       </w:r>
     </w:p>
     <w:p>
@@ -2170,6 +2406,23 @@
           <w:szCs w:val="23"/>
         </w:rPr>
         <w:t xml:space="preserve">En el lote que vamos a procesar entran 13 avisos. 10 se aprueban solos y 3 pasan a una persona, cada uno con su motivo y con la frase del cliente que lo justifica.</w:t>
+      </w:r>
+    </w:p>
+    <w:p>
+      <w:pPr>
+        <w:pBdr>
+          <w:left w:val="single" w:color="1E7B34" w:sz="18" w:space="8"/>
+        </w:pBdr>
+        <w:spacing w:after="120" w:before="60" w:line="300"/>
+        <w:ind w:left="284"/>
+      </w:pPr>
+      <w:r>
+        <w:rPr>
+          <w:color w:val="1E7B34"/>
+          <w:sz w:val="23"/>
+          <w:szCs w:val="23"/>
+        </w:rPr>
+        <w:t xml:space="preserve">Y así se ve el panel de gobierno en los últimos 14 días: 16.720 mensajes procesados, un 81 % de autonomía efectiva, un 19 % escalado a una persona y solo un 2,1 % de decisiones corregidas por un tramitador. Al lado, el coste del periodo, las alertas activas, el cumplimiento y la salud de las bases de conocimiento.</w:t>
       </w:r>
     </w:p>
     <w:p>
@@ -2780,9 +3033,33 @@
       </w:pPr>
       <w:bookmarkStart w:name="_Toc7" w:id="7"/>
       <w:r>
-        <w:t xml:space="preserve">2.4 Dos usuarios, dos pantallas</w:t>
+        <w:t xml:space="preserve">2.4 La trazabilidad, base del gobierno</w:t>
       </w:r>
       <w:bookmarkEnd w:id="7"/>
+    </w:p>
+    <w:p>
+      <w:pPr>
+        <w:spacing w:after="120"/>
+      </w:pPr>
+      <w:r>
+        <w:t xml:space="preserve">Cinco ideas, una por bloque de la página:</w:t>
+      </w:r>
+    </w:p>
+    <w:p>
+      <w:pPr>
+        <w:keepNext/>
+        <w:spacing w:after="80" w:before="200"/>
+      </w:pPr>
+      <w:r>
+        <w:rPr>
+          <w:b/>
+          <w:bCs/>
+          <w:color w:val="1B2A4A"/>
+          <w:sz w:val="22"/>
+          <w:szCs w:val="22"/>
+        </w:rPr>
+        <w:t xml:space="preserve">Trazabilidad: la base de todo</w:t>
+      </w:r>
     </w:p>
     <w:p>
       <w:pPr>
@@ -2798,19 +3075,24 @@
           <w:sz w:val="23"/>
           <w:szCs w:val="23"/>
         </w:rPr>
-        <w:t xml:space="preserve">La solución tiene dos tipos de usuario. Por un lado está el tramitador, que trabaja en la pantalla de triaje: ve cada aviso y entiende por qué se ha aprobado o por qué le ha llegado a él. Por otro lado están las personas que gobiernan la IA, ya sea el Comité de IA, Riesgos, Auditoría, el DPO o Finanzas, que trabajan en el panel de gobierno. Desde ahí ven si los agentes deciden bien, cuánto cuestan y si la aseguradora puede demostrar que cumple.</w:t>
-      </w:r>
-    </w:p>
-    <w:p>
-      <w:pPr>
-        <w:pStyle w:val="Heading2"/>
+        <w:t xml:space="preserve">La base de todo es la trazabilidad. Cada decisión deja una traza: qué entró, qué hizo cada agente, con qué modelo, cuántos tokens gastó, cuánto costó y qué decidió. Los proveedores de IA ya ofrecen trazas técnicas, y son necesarias, pero no entienden qué es un ramo, una franquicia o un plazo de siete días. Lo que hace esta solución es juntar los dos mundos, la traza técnica y el proceso de negocio de la aseguradora, para dar una respuesta adaptada a cada compañía. Y sobre esa traza construimos todo lo demás: el control de la autonomía y del gasto, la auditoría y el replay.</w:t>
+      </w:r>
+    </w:p>
+    <w:p>
+      <w:pPr>
         <w:keepNext/>
-      </w:pPr>
-      <w:bookmarkStart w:name="_Toc8" w:id="8"/>
-      <w:r>
-        <w:t xml:space="preserve">2.5 Por qué el gobierno decide el éxito</w:t>
-      </w:r>
-      <w:bookmarkEnd w:id="8"/>
+        <w:spacing w:after="80" w:before="200"/>
+      </w:pPr>
+      <w:r>
+        <w:rPr>
+          <w:b/>
+          <w:bCs/>
+          <w:color w:val="1B2A4A"/>
+          <w:sz w:val="22"/>
+          <w:szCs w:val="22"/>
+        </w:rPr>
+        <w:t xml:space="preserve">Autonomía y madurez de los agentes</w:t>
+      </w:r>
     </w:p>
     <w:p>
       <w:pPr>
@@ -2826,15 +3108,7 @@
           <w:sz w:val="23"/>
           <w:szCs w:val="23"/>
         </w:rPr>
-        <w:t xml:space="preserve">Hoy clasificar un mensaje con IA ya no diferencia a nadie; con un buen prompt se consigue más de un 90 % de acierto. El reto de verdad está en pasar del piloto a producción. Gartner estima que más del 40 % de los proyectos de IA agéntica se van a cancelar antes de que acabe 2027, por coste, por un valor poco claro o por riesgos sin controlar. Es decir, los proyectos no se caen porque la IA falle. Se caen porque nadie sabe responder a tres preguntas: por qué ha decidido eso, quién lo controla y cuánto cuesta.</w:t>
-      </w:r>
-    </w:p>
-    <w:p>
-      <w:pPr>
-        <w:spacing w:after="120"/>
-      </w:pPr>
-      <w:r>
-        <w:t xml:space="preserve">Cinco ideas, una por bloque de la página:</w:t>
+        <w:t xml:space="preserve">Cada agente tiene un nivel de autonomía, que va de L0, donde solo sugiere, a L3, donde decide y ejecuta. Esa autonomía se gana con datos y se pierde con datos. Cuando los tramitadores empezaron a corregir más del 3 % de las decisiones del agente de Reglas, el agente bajó de L3 a L2, con su motivo y con el nombre de quien lo aprobó. Hoy el 81 % de las decisiones sale sin intervención humana, y mantener ese porcentaje con control es lo que de verdad significa que la automatización funciona.</w:t>
       </w:r>
     </w:p>
     <w:p>
@@ -2850,7 +3124,7 @@
           <w:sz w:val="22"/>
           <w:szCs w:val="22"/>
         </w:rPr>
-        <w:t xml:space="preserve">Trazabilidad: la base de todo</w:t>
+        <w:t xml:space="preserve">Gasto bajo control</w:t>
       </w:r>
     </w:p>
     <w:p>
@@ -2867,7 +3141,7 @@
           <w:sz w:val="23"/>
           <w:szCs w:val="23"/>
         </w:rPr>
-        <w:t xml:space="preserve">La base de todo es la trazabilidad. Cada decisión deja una traza: qué entró, qué hizo cada agente, con qué modelo, cuántos tokens gastó, cuánto costó y qué decidió. Los proveedores de IA ya ofrecen trazas técnicas, y son necesarias, pero no entienden qué es un ramo, una franquicia o un plazo de siete días. Lo que hace esta solución es juntar los dos mundos, la traza técnica y el proceso de negocio de la aseguradora, para dar una respuesta adaptada a cada compañía. Y sobre esa traza construimos todo lo demás: el control de la autonomía y del gasto, la auditoría y el replay.</w:t>
+        <w:t xml:space="preserve">El gasto lo controlamos al segundo y en base a acciones. Los proveedores de servicios de IA empresarial te dicen cuánto has gastado cada 8 horas, y en 8 horas pueden pasar muchas cosas: un agente que entra en bucle o un pico de mensajes nos puede hacer levantarnos por la mañana con un gasto que no queríamos. Aquí cada decisión suma su coste en el momento en que se produce, y cada agente tiene sus topes. Si se supera uno, el sistema actúa solo: por ejemplo, pasa a un modelo más barato y lo deja anotado en cada traza, sin parar el servicio.</w:t>
       </w:r>
     </w:p>
     <w:p>
@@ -2883,7 +3157,7 @@
           <w:sz w:val="22"/>
           <w:szCs w:val="22"/>
         </w:rPr>
-        <w:t xml:space="preserve">Autonomía y madurez de los agentes</w:t>
+        <w:t xml:space="preserve">Fraude</w:t>
       </w:r>
     </w:p>
     <w:p>
@@ -2900,7 +3174,7 @@
           <w:sz w:val="23"/>
           <w:szCs w:val="23"/>
         </w:rPr>
-        <w:t xml:space="preserve">Cada agente tiene un nivel de autonomía, que va de L0, donde solo sugiere, a L3, donde decide y ejecuta. Esa autonomía se gana con datos y se pierde con datos. Cuando los tramitadores empezaron a corregir más del 3 % de las decisiones del agente de Reglas, el agente bajó de L3 a L2, con su motivo y con el nombre de quien lo aprobó. Hoy el 81 % de las decisiones sale sin intervención humana, y mantener ese porcentaje con control es lo que de verdad significa que la automatización funciona.</w:t>
+        <w:t xml:space="preserve">Para el fraude, la plataforma combina lo que entiende la IA del relato del cliente con el histórico de pólizas y siniestros y con reglas deterministas. Con todo eso identifica los patrones de fraude que la compañía ya conoce: una póliza recién contratada, una cuenta de cobro que se repite entre asegurados distintos o un robo sin denuncia. Y algo importante: el indicio no acusa, prioriza. La decisión siempre la toma una persona.</w:t>
       </w:r>
     </w:p>
     <w:p>
@@ -2916,7 +3190,7 @@
           <w:sz w:val="22"/>
           <w:szCs w:val="22"/>
         </w:rPr>
-        <w:t xml:space="preserve">Gasto bajo control</w:t>
+        <w:t xml:space="preserve">Cumplimiento demostrable</w:t>
       </w:r>
     </w:p>
     <w:p>
@@ -2933,23 +3207,75 @@
           <w:sz w:val="23"/>
           <w:szCs w:val="23"/>
         </w:rPr>
-        <w:t xml:space="preserve">El gasto lo controlamos al segundo y en base a acciones. Los proveedores de servicios de IA empresarial te dicen cuánto has gastado cada 8 horas, y en 8 horas pueden pasar muchas cosas: un agente que entra en bucle o un pico de mensajes nos puede hacer levantarnos por la mañana con un gasto que no queríamos. Aquí cada decisión suma su coste en el momento en que se produce, y cada agente tiene sus topes. Si se supera uno, el sistema actúa solo: por ejemplo, pasa a un modelo más barato y lo deja anotado en cada traza, sin parar el servicio.</w:t>
-      </w:r>
-    </w:p>
-    <w:p>
-      <w:pPr>
-        <w:keepNext/>
-        <w:spacing w:after="80" w:before="200"/>
-      </w:pPr>
-      <w:r>
-        <w:rPr>
-          <w:b/>
-          <w:bCs/>
+        <w:t xml:space="preserve">El RGPD, DORA y la opinión de EIOPA sobre IA ya están en vigor. El Reglamento de IA llega después, y el triaje no se considera de alto riesgo, pero aplicamos sus artículos como buena práctica. Cada decisión lleva pegada su prueba de cumplimiento: qué datos personales había, por qué se decidió así y si la revisó una persona.</w:t>
+      </w:r>
+    </w:p>
+    <w:p>
+      <w:pPr>
+        <w:pBdr>
+          <w:bottom w:val="single" w:color="C9CED8" w:sz="6" w:space="1"/>
+        </w:pBdr>
+        <w:spacing w:after="240" w:before="120"/>
+      </w:pPr>
+    </w:p>
+    <w:p>
+      <w:pPr>
+        <w:pStyle w:val="Heading1"/>
+        <w:pageBreakBefore/>
+      </w:pPr>
+      <w:bookmarkStart w:name="_Toc8" w:id="8"/>
+      <w:r>
+        <w:t xml:space="preserve">3. Los actores: el tramitador y los equipos de IT, Finanzas, Compliance, etc. (≈1 min)</w:t>
+      </w:r>
+      <w:bookmarkEnd w:id="8"/>
+    </w:p>
+    <w:p>
+      <w:pPr>
+        <w:spacing w:after="120"/>
+      </w:pPr>
+      <w:r>
+        <w:rPr>
+          <w:b/>
+          <w:bCs/>
+        </w:rPr>
+        <w:t xml:space="preserve">Pantalla:</w:t>
+      </w:r>
+      <w:r>
+        <w:t xml:space="preserve"> </w:t>
+      </w:r>
+      <w:r>
+        <w:rPr>
+          <w:rFonts w:ascii="Consolas" w:cs="Consolas" w:eastAsia="Consolas" w:hAnsi="Consolas"/>
           <w:color w:val="1B2A4A"/>
-          <w:sz w:val="22"/>
-          <w:szCs w:val="22"/>
-        </w:rPr>
-        <w:t xml:space="preserve">Fraude</w:t>
+          <w:sz w:val="20"/>
+          <w:szCs w:val="20"/>
+        </w:rPr>
+        <w:t xml:space="preserve">intro.html</w:t>
+      </w:r>
+      <w:r>
+        <w:t xml:space="preserve"> · Los actores.</w:t>
+      </w:r>
+    </w:p>
+    <w:p>
+      <w:pPr>
+        <w:spacing w:after="120" w:before="80"/>
+      </w:pPr>
+      <w:r>
+        <w:rPr>
+          <w:b/>
+          <w:bCs/>
+        </w:rPr>
+        <w:t xml:space="preserve">Frase clave: </w:t>
+      </w:r>
+      <w:r>
+        <w:rPr>
+          <w:b/>
+          <w:bCs/>
+          <w:i/>
+          <w:iCs/>
+          <w:color w:val="1E7B34"/>
+        </w:rPr>
+        <w:t xml:space="preserve">«Dos actores, dos pantallas: el tramitador y quien gobierna la IA.»</w:t>
       </w:r>
     </w:p>
     <w:p>
@@ -2966,23 +3292,7 @@
           <w:sz w:val="23"/>
           <w:szCs w:val="23"/>
         </w:rPr>
-        <w:t xml:space="preserve">Para el fraude, la plataforma combina lo que entiende la IA del relato del cliente con el histórico de pólizas y siniestros y con reglas deterministas. Con todo eso identifica los patrones de fraude que la compañía ya conoce: una póliza recién contratada, una cuenta de cobro que se repite entre asegurados distintos o un robo sin denuncia. Y algo importante: el indicio no acusa, prioriza. La decisión siempre la toma una persona.</w:t>
-      </w:r>
-    </w:p>
-    <w:p>
-      <w:pPr>
-        <w:keepNext/>
-        <w:spacing w:after="80" w:before="200"/>
-      </w:pPr>
-      <w:r>
-        <w:rPr>
-          <w:b/>
-          <w:bCs/>
-          <w:color w:val="1B2A4A"/>
-          <w:sz w:val="22"/>
-          <w:szCs w:val="22"/>
-        </w:rPr>
-        <w:t xml:space="preserve">Cumplimiento demostrable</w:t>
+        <w:t xml:space="preserve">En la demo vamos a ver dos tipos de usuario. Por un lado está el tramitador de FNOL, que trabaja en la pantalla de triaje. Es una interfaz muy ágil: ve el detalle de cada mensaje, cómo y por qué se ha clasificado, por qué la IA ha tomado cada decisión y los indicios de fraude, con la frase del cliente que los justifica. Así dedica su tiempo a los casos que necesitan criterio.</w:t>
       </w:r>
     </w:p>
     <w:p>
@@ -2999,23 +3309,75 @@
           <w:sz w:val="23"/>
           <w:szCs w:val="23"/>
         </w:rPr>
-        <w:t xml:space="preserve">El RGPD, DORA y la opinión de EIOPA sobre IA ya están en vigor. El Reglamento de IA llega después, y el triaje no se considera de alto riesgo, pero aplicamos sus artículos como buena práctica. Cada decisión lleva pegada su prueba de cumplimiento: qué datos personales había, por qué se decidió así y si la revisó una persona.</w:t>
-      </w:r>
-    </w:p>
-    <w:p>
-      <w:pPr>
-        <w:keepNext/>
-        <w:spacing w:after="80" w:before="200"/>
-      </w:pPr>
-      <w:r>
-        <w:rPr>
-          <w:b/>
-          <w:bCs/>
+        <w:t xml:space="preserve">Por otro lado están los equipos que gobiernan la IA: IT, Finanzas, Compliance, Riesgos, Auditoría o el DPO, que trabajan en el panel de gobierno. Desde ahí ven si los agentes deciden bien, con qué conocimiento, cuánto cuestan y si la aseguradora puede demostrar que cumple.</w:t>
+      </w:r>
+    </w:p>
+    <w:p>
+      <w:pPr>
+        <w:pBdr>
+          <w:bottom w:val="single" w:color="C9CED8" w:sz="6" w:space="1"/>
+        </w:pBdr>
+        <w:spacing w:after="240" w:before="120"/>
+      </w:pPr>
+    </w:p>
+    <w:p>
+      <w:pPr>
+        <w:pStyle w:val="Heading1"/>
+        <w:pageBreakBefore/>
+      </w:pPr>
+      <w:bookmarkStart w:name="_Toc9" w:id="9"/>
+      <w:r>
+        <w:t xml:space="preserve">4. La demo: un viaje desde que llega un mensaje hasta el panel de gobierno (≈1 min)</w:t>
+      </w:r>
+      <w:bookmarkEnd w:id="9"/>
+    </w:p>
+    <w:p>
+      <w:pPr>
+        <w:spacing w:after="120"/>
+      </w:pPr>
+      <w:r>
+        <w:rPr>
+          <w:b/>
+          <w:bCs/>
+        </w:rPr>
+        <w:t xml:space="preserve">Pantalla:</w:t>
+      </w:r>
+      <w:r>
+        <w:t xml:space="preserve"> </w:t>
+      </w:r>
+      <w:r>
+        <w:rPr>
+          <w:rFonts w:ascii="Consolas" w:cs="Consolas" w:eastAsia="Consolas" w:hAnsi="Consolas"/>
           <w:color w:val="1B2A4A"/>
-          <w:sz w:val="22"/>
-          <w:szCs w:val="22"/>
-        </w:rPr>
-        <w:t xml:space="preserve">Puente a la demo</w:t>
+          <w:sz w:val="20"/>
+          <w:szCs w:val="20"/>
+        </w:rPr>
+        <w:t xml:space="preserve">intro.html</w:t>
+      </w:r>
+      <w:r>
+        <w:t xml:space="preserve"> · La demo.</w:t>
+      </w:r>
+    </w:p>
+    <w:p>
+      <w:pPr>
+        <w:spacing w:after="120" w:before="80"/>
+      </w:pPr>
+      <w:r>
+        <w:rPr>
+          <w:b/>
+          <w:bCs/>
+        </w:rPr>
+        <w:t xml:space="preserve">Frase clave: </w:t>
+      </w:r>
+      <w:r>
+        <w:rPr>
+          <w:b/>
+          <w:bCs/>
+          <w:i/>
+          <w:iCs/>
+          <w:color w:val="1E7B34"/>
+        </w:rPr>
+        <w:t xml:space="preserve">«Seguimos un mensaje de principio a fin y vemos todo lo que la IA deja detrás.»</w:t>
       </w:r>
     </w:p>
     <w:p>
@@ -3032,6 +3394,56 @@
           <w:sz w:val="23"/>
           <w:szCs w:val="23"/>
         </w:rPr>
+        <w:t xml:space="preserve">La demo es un viaje. Empieza cuando llega un mensaje, sigue con su análisis por los agentes y con la revisión del tramitador, y pasa por las evidencias que deja la IA en cada decisión.</w:t>
+      </w:r>
+    </w:p>
+    <w:p>
+      <w:pPr>
+        <w:pBdr>
+          <w:left w:val="single" w:color="1E7B34" w:sz="18" w:space="8"/>
+        </w:pBdr>
+        <w:spacing w:after="120" w:before="60" w:line="300"/>
+        <w:ind w:left="284"/>
+      </w:pPr>
+      <w:r>
+        <w:rPr>
+          <w:color w:val="1E7B34"/>
+          <w:sz w:val="23"/>
+          <w:szCs w:val="23"/>
+        </w:rPr>
+        <w:t xml:space="preserve">Y termina en el panel de gobierno, donde vamos a entender qué agentes intervinieron, qué hicieron y cómo, qué límites tenían, qué razonamiento hay debajo, qué conocimiento usaron, cómo de compliance es la solución, cuándo gasta y por qué, y cómo podemos mejorarlo todo.</w:t>
+      </w:r>
+    </w:p>
+    <w:p>
+      <w:pPr>
+        <w:keepNext/>
+        <w:spacing w:after="80" w:before="200"/>
+      </w:pPr>
+      <w:r>
+        <w:rPr>
+          <w:b/>
+          <w:bCs/>
+          <w:color w:val="1B2A4A"/>
+          <w:sz w:val="22"/>
+          <w:szCs w:val="22"/>
+        </w:rPr>
+        <w:t xml:space="preserve">Puente a la demo</w:t>
+      </w:r>
+    </w:p>
+    <w:p>
+      <w:pPr>
+        <w:pBdr>
+          <w:left w:val="single" w:color="1E7B34" w:sz="18" w:space="8"/>
+        </w:pBdr>
+        <w:spacing w:after="120" w:before="60" w:line="300"/>
+        <w:ind w:left="284"/>
+      </w:pPr>
+      <w:r>
+        <w:rPr>
+          <w:color w:val="1E7B34"/>
+          <w:sz w:val="23"/>
+          <w:szCs w:val="23"/>
+        </w:rPr>
         <w:t xml:space="preserve">Vamos a verlo. Primero os enseño lo que ve el tramitador y después lo que ve quien gobierna la IA: el responsable de los agentes, el auditor y el CFO.</w:t>
       </w:r>
     </w:p>
@@ -3075,22 +3487,22 @@
         <w:pStyle w:val="Heading1"/>
         <w:pageBreakBefore/>
       </w:pPr>
-      <w:bookmarkStart w:name="_Toc9" w:id="9"/>
-      <w:r>
-        <w:t xml:space="preserve">3. Parte 1 · Triaje</w:t>
-      </w:r>
-      <w:bookmarkEnd w:id="9"/>
+      <w:bookmarkStart w:name="_Toc10" w:id="10"/>
+      <w:r>
+        <w:t xml:space="preserve">5. Parte 1 · Triaje</w:t>
+      </w:r>
+      <w:bookmarkEnd w:id="10"/>
     </w:p>
     <w:p>
       <w:pPr>
         <w:pStyle w:val="Heading2"/>
         <w:keepNext/>
       </w:pPr>
-      <w:bookmarkStart w:name="_Toc10" w:id="10"/>
+      <w:bookmarkStart w:name="_Toc11" w:id="11"/>
       <w:r>
         <w:t xml:space="preserve">Paso 1 · Las seis fases y los cinco canales (min 5-6:30)</w:t>
       </w:r>
-      <w:bookmarkEnd w:id="10"/>
+      <w:bookmarkEnd w:id="11"/>
     </w:p>
     <w:p>
       <w:pPr>
@@ -3720,11 +4132,11 @@
         <w:pStyle w:val="Heading2"/>
         <w:keepNext/>
       </w:pPr>
-      <w:bookmarkStart w:name="_Toc11" w:id="11"/>
+      <w:bookmarkStart w:name="_Toc12" w:id="12"/>
       <w:r>
         <w:t xml:space="preserve">Paso 2 · Procesar el Paquete A (min 6:30-8:30)</w:t>
       </w:r>
-      <w:bookmarkEnd w:id="11"/>
+      <w:bookmarkEnd w:id="12"/>
     </w:p>
     <w:p>
       <w:pPr>
@@ -4145,11 +4557,11 @@
         <w:pStyle w:val="Heading2"/>
         <w:keepNext/>
       </w:pPr>
-      <w:bookmarkStart w:name="_Toc12" w:id="12"/>
+      <w:bookmarkStart w:name="_Toc13" w:id="13"/>
       <w:r>
         <w:t xml:space="preserve">Paso 3 · La ficha de un aprobado: MSG-A-01 (min 8:30-10)</w:t>
       </w:r>
-      <w:bookmarkEnd w:id="12"/>
+      <w:bookmarkEnd w:id="13"/>
     </w:p>
     <w:p>
       <w:pPr>
@@ -4654,11 +5066,11 @@
         <w:pStyle w:val="Heading2"/>
         <w:keepNext/>
       </w:pPr>
-      <w:bookmarkStart w:name="_Toc13" w:id="13"/>
+      <w:bookmarkStart w:name="_Toc14" w:id="14"/>
       <w:r>
         <w:t xml:space="preserve">Paso 4 · La ficha de un «A revisar»: MSG-A-08 (min 10-12)</w:t>
       </w:r>
-      <w:bookmarkEnd w:id="13"/>
+      <w:bookmarkEnd w:id="14"/>
     </w:p>
     <w:p>
       <w:pPr>
@@ -5138,11 +5550,11 @@
         <w:pStyle w:val="Heading2"/>
         <w:keepNext/>
       </w:pPr>
-      <w:bookmarkStart w:name="_Toc14" w:id="14"/>
+      <w:bookmarkStart w:name="_Toc15" w:id="15"/>
       <w:r>
         <w:t xml:space="preserve">Paso 5 · La respuesta cruda de MSG-A-12 (min 12-14)</w:t>
       </w:r>
-      <w:bookmarkEnd w:id="14"/>
+      <w:bookmarkEnd w:id="15"/>
     </w:p>
     <w:p>
       <w:pPr>
@@ -5751,22 +6163,22 @@
         <w:pStyle w:val="Heading1"/>
         <w:pageBreakBefore/>
       </w:pPr>
-      <w:bookmarkStart w:name="_Toc15" w:id="15"/>
-      <w:r>
-        <w:t xml:space="preserve">4. Parte 2 · Gobierno</w:t>
-      </w:r>
-      <w:bookmarkEnd w:id="15"/>
+      <w:bookmarkStart w:name="_Toc16" w:id="16"/>
+      <w:r>
+        <w:t xml:space="preserve">6. Parte 2 · Gobierno</w:t>
+      </w:r>
+      <w:bookmarkEnd w:id="16"/>
     </w:p>
     <w:p>
       <w:pPr>
         <w:pStyle w:val="Heading2"/>
         <w:keepNext/>
       </w:pPr>
-      <w:bookmarkStart w:name="_Toc16" w:id="16"/>
-      <w:r>
-        <w:t xml:space="preserve">4.0 Entrada al panel (min 14-15)</w:t>
-      </w:r>
-      <w:bookmarkEnd w:id="16"/>
+      <w:bookmarkStart w:name="_Toc17" w:id="17"/>
+      <w:r>
+        <w:t xml:space="preserve">6.0 Entrada al panel (min 14-15)</w:t>
+      </w:r>
+      <w:bookmarkEnd w:id="17"/>
     </w:p>
     <w:p>
       <w:pPr>
@@ -6642,11 +7054,11 @@
         <w:pStyle w:val="Heading2"/>
         <w:keepNext/>
       </w:pPr>
-      <w:bookmarkStart w:name="_Toc17" w:id="17"/>
+      <w:bookmarkStart w:name="_Toc18" w:id="18"/>
       <w:r>
         <w:t xml:space="preserve">Paso 6 · Resumen (min 15-17)</w:t>
       </w:r>
-      <w:bookmarkEnd w:id="17"/>
+      <w:bookmarkEnd w:id="18"/>
     </w:p>
     <w:p>
       <w:pPr>
@@ -7130,11 +7542,11 @@
         <w:pStyle w:val="Heading2"/>
         <w:keepNext/>
       </w:pPr>
-      <w:bookmarkStart w:name="_Toc18" w:id="18"/>
+      <w:bookmarkStart w:name="_Toc19" w:id="19"/>
       <w:r>
         <w:t xml:space="preserve">Paso 7 · Agentes: el agente de Reglas (min 17-18:30)</w:t>
       </w:r>
-      <w:bookmarkEnd w:id="18"/>
+      <w:bookmarkEnd w:id="19"/>
     </w:p>
     <w:p>
       <w:pPr>
@@ -7615,11 +8027,11 @@
         <w:pStyle w:val="Heading2"/>
         <w:keepNext/>
       </w:pPr>
-      <w:bookmarkStart w:name="_Toc19" w:id="19"/>
+      <w:bookmarkStart w:name="_Toc20" w:id="20"/>
       <w:r>
         <w:t xml:space="preserve">Paso 8 · Trazabilidad (min 18:30-19:30)</w:t>
       </w:r>
-      <w:bookmarkEnd w:id="19"/>
+      <w:bookmarkEnd w:id="20"/>
     </w:p>
     <w:p>
       <w:pPr>
@@ -8112,11 +8524,11 @@
         <w:pStyle w:val="Heading2"/>
         <w:keepNext/>
       </w:pPr>
-      <w:bookmarkStart w:name="_Toc20" w:id="20"/>
+      <w:bookmarkStart w:name="_Toc21" w:id="21"/>
       <w:r>
         <w:t xml:space="preserve">Paso 9 · Autonomía (min 19:30-20:30)</w:t>
       </w:r>
-      <w:bookmarkEnd w:id="20"/>
+      <w:bookmarkEnd w:id="21"/>
     </w:p>
     <w:p>
       <w:pPr>
@@ -8464,11 +8876,11 @@
         <w:pStyle w:val="Heading2"/>
         <w:keepNext/>
       </w:pPr>
-      <w:bookmarkStart w:name="_Toc21" w:id="21"/>
+      <w:bookmarkStart w:name="_Toc22" w:id="22"/>
       <w:r>
         <w:t xml:space="preserve">Paso 10 · Guardrails (min 20:30-22)</w:t>
       </w:r>
-      <w:bookmarkEnd w:id="21"/>
+      <w:bookmarkEnd w:id="22"/>
     </w:p>
     <w:p>
       <w:pPr>
@@ -8868,11 +9280,11 @@
         <w:pStyle w:val="Heading2"/>
         <w:keepNext/>
       </w:pPr>
-      <w:bookmarkStart w:name="_Toc22" w:id="22"/>
+      <w:bookmarkStart w:name="_Toc23" w:id="23"/>
       <w:r>
         <w:t xml:space="preserve">Paso 11 · Intervención humana: MSG-A-04 (min 22-24)</w:t>
       </w:r>
-      <w:bookmarkEnd w:id="22"/>
+      <w:bookmarkEnd w:id="23"/>
     </w:p>
     <w:p>
       <w:pPr>
@@ -9428,11 +9840,11 @@
         <w:pStyle w:val="Heading2"/>
         <w:keepNext/>
       </w:pPr>
-      <w:bookmarkStart w:name="_Toc23" w:id="23"/>
+      <w:bookmarkStart w:name="_Toc24" w:id="24"/>
       <w:r>
         <w:t xml:space="preserve">Paso 12 · Fraude: MSG-A-13, MSG-A-09 y MSG-A-02 (min 24-26)</w:t>
       </w:r>
-      <w:bookmarkEnd w:id="23"/>
+      <w:bookmarkEnd w:id="24"/>
     </w:p>
     <w:p>
       <w:pPr>
@@ -10163,11 +10575,11 @@
         <w:pStyle w:val="Heading2"/>
         <w:keepNext/>
       </w:pPr>
-      <w:bookmarkStart w:name="_Toc24" w:id="24"/>
+      <w:bookmarkStart w:name="_Toc25" w:id="25"/>
       <w:r>
         <w:t xml:space="preserve">Paso 13 · Razonamiento y replay (min 26-27:30)</w:t>
       </w:r>
-      <w:bookmarkEnd w:id="24"/>
+      <w:bookmarkEnd w:id="25"/>
     </w:p>
     <w:p>
       <w:pPr>
@@ -10601,11 +11013,11 @@
         <w:pStyle w:val="Heading2"/>
         <w:keepNext/>
       </w:pPr>
-      <w:bookmarkStart w:name="_Toc25" w:id="25"/>
+      <w:bookmarkStart w:name="_Toc26" w:id="26"/>
       <w:r>
         <w:t xml:space="preserve">Paso 14 · Knowledge Bases (min 27:30-29)</w:t>
       </w:r>
-      <w:bookmarkEnd w:id="25"/>
+      <w:bookmarkEnd w:id="26"/>
     </w:p>
     <w:p>
       <w:pPr>
@@ -11068,11 +11480,11 @@
         <w:pStyle w:val="Heading2"/>
         <w:keepNext/>
       </w:pPr>
-      <w:bookmarkStart w:name="_Toc26" w:id="26"/>
+      <w:bookmarkStart w:name="_Toc27" w:id="27"/>
       <w:r>
         <w:t xml:space="preserve">Paso 15 · Cumplimiento: el termómetro (min 29-30:30)</w:t>
       </w:r>
-      <w:bookmarkEnd w:id="26"/>
+      <w:bookmarkEnd w:id="27"/>
     </w:p>
     <w:p>
       <w:pPr>
@@ -11587,11 +11999,11 @@
         <w:pStyle w:val="Heading2"/>
         <w:keepNext/>
       </w:pPr>
-      <w:bookmarkStart w:name="_Toc27" w:id="27"/>
+      <w:bookmarkStart w:name="_Toc28" w:id="28"/>
       <w:r>
         <w:t xml:space="preserve">Paso 16 · FinOps (min 30:30-32)</w:t>
       </w:r>
-      <w:bookmarkEnd w:id="27"/>
+      <w:bookmarkEnd w:id="28"/>
     </w:p>
     <w:p>
       <w:pPr>
@@ -12046,11 +12458,11 @@
         <w:pStyle w:val="Heading2"/>
         <w:keepNext/>
       </w:pPr>
-      <w:bookmarkStart w:name="_Toc28" w:id="28"/>
+      <w:bookmarkStart w:name="_Toc29" w:id="29"/>
       <w:r>
         <w:t xml:space="preserve">Paso 17 · Medidas correctivas (min 32-33:30)</w:t>
       </w:r>
-      <w:bookmarkEnd w:id="28"/>
+      <w:bookmarkEnd w:id="29"/>
     </w:p>
     <w:p>
       <w:pPr>
@@ -12534,11 +12946,11 @@
         <w:pStyle w:val="Heading2"/>
         <w:keepNext/>
       </w:pPr>
-      <w:bookmarkStart w:name="_Toc29" w:id="29"/>
+      <w:bookmarkStart w:name="_Toc30" w:id="30"/>
       <w:r>
         <w:t xml:space="preserve">Paso 18 · Histórico (min 33:30-34)</w:t>
       </w:r>
-      <w:bookmarkEnd w:id="29"/>
+      <w:bookmarkEnd w:id="30"/>
     </w:p>
     <w:p>
       <w:pPr>
@@ -12847,11 +13259,11 @@
         <w:pStyle w:val="Heading1"/>
         <w:pageBreakBefore/>
       </w:pPr>
-      <w:bookmarkStart w:name="_Toc30" w:id="30"/>
-      <w:r>
-        <w:t xml:space="preserve">5. Cierre (min 34-35)</w:t>
-      </w:r>
-      <w:bookmarkEnd w:id="30"/>
+      <w:bookmarkStart w:name="_Toc31" w:id="31"/>
+      <w:r>
+        <w:t xml:space="preserve">7. Cierre (min 34-35)</w:t>
+      </w:r>
+      <w:bookmarkEnd w:id="31"/>
     </w:p>
     <w:p>
       <w:pPr>
@@ -12993,11 +13405,11 @@
         <w:pStyle w:val="Heading1"/>
         <w:pageBreakBefore/>
       </w:pPr>
-      <w:bookmarkStart w:name="_Toc31" w:id="31"/>
+      <w:bookmarkStart w:name="_Toc32" w:id="32"/>
       <w:r>
         <w:t xml:space="preserve">Anexo A · Los 13 mensajes del Paquete A</w:t>
       </w:r>
-      <w:bookmarkEnd w:id="31"/>
+      <w:bookmarkEnd w:id="32"/>
     </w:p>
     <w:tbl>
       <w:tblPr>
@@ -16007,11 +16419,11 @@
         <w:pStyle w:val="Heading1"/>
         <w:pageBreakBefore/>
       </w:pPr>
-      <w:bookmarkStart w:name="_Toc32" w:id="32"/>
+      <w:bookmarkStart w:name="_Toc33" w:id="33"/>
       <w:r>
         <w:t xml:space="preserve">Anexo B · Chuleta de cifras</w:t>
       </w:r>
-      <w:bookmarkEnd w:id="32"/>
+      <w:bookmarkEnd w:id="33"/>
     </w:p>
     <w:tbl>
       <w:tblPr>
@@ -17336,11 +17748,11 @@
         <w:pStyle w:val="Heading1"/>
         <w:pageBreakBefore/>
       </w:pPr>
-      <w:bookmarkStart w:name="_Toc33" w:id="33"/>
+      <w:bookmarkStart w:name="_Toc34" w:id="34"/>
       <w:r>
         <w:t xml:space="preserve">Anexo C · Matices para no pisar charcos</w:t>
       </w:r>
-      <w:bookmarkEnd w:id="33"/>
+      <w:bookmarkEnd w:id="34"/>
     </w:p>
     <w:p>
       <w:pPr>
@@ -17447,11 +17859,11 @@
         <w:pStyle w:val="Heading1"/>
         <w:pageBreakBefore/>
       </w:pPr>
-      <w:bookmarkStart w:name="_Toc34" w:id="34"/>
+      <w:bookmarkStart w:name="_Toc35" w:id="35"/>
       <w:r>
         <w:t xml:space="preserve">Anexo D · Versión de 20 minutos</w:t>
       </w:r>
-      <w:bookmarkEnd w:id="34"/>
+      <w:bookmarkEnd w:id="35"/>
     </w:p>
     <w:tbl>
       <w:tblPr>
@@ -17557,7 +17969,7 @@
                 <w:sz w:val="19"/>
                 <w:szCs w:val="19"/>
               </w:rPr>
-              <w:t xml:space="preserve">Intro: dejar 2.1, 2.2, 2.3 y una frase por idea de 2.5</w:t>
+              <w:t xml:space="preserve">Intro: en La solución, dejar 2.1, 2.2, 2.3 y una frase por idea de 2.4</w:t>
             </w:r>
           </w:p>
         </w:tc>
@@ -17665,7 +18077,7 @@
                 <w:sz w:val="19"/>
                 <w:szCs w:val="19"/>
               </w:rPr>
-              <w:t xml:space="preserve">Entrada al panel (4.0) y «Para qué sirve esta sección»: leer solo la primera frase</w:t>
+              <w:t xml:space="preserve">Entrada al panel (6.0) y «Para qué sirve esta sección»: leer solo la primera frase</w:t>
             </w:r>
           </w:p>
         </w:tc>
@@ -18223,6 +18635,21 @@
     <w:multiLevelType w:val="hybridMultilevel"/>
     <w:lvl w:ilvl="0" w:tentative="1">
       <w:start w:val="1"/>
+      <w:numFmt w:val="bullet"/>
+      <w:lvlText w:val="•"/>
+      <w:lvlJc w:val="left"/>
+      <w:pPr>
+        <w:ind w:left="567" w:hanging="283"/>
+      </w:pPr>
+      <w:rPr>
+        <w:color w:val="1E7B34"/>
+      </w:rPr>
+    </w:lvl>
+  </w:abstractNum>
+  <w:abstractNum w:abstractNumId="4" w15:restartNumberingAfterBreak="0">
+    <w:multiLevelType w:val="hybridMultilevel"/>
+    <w:lvl w:ilvl="0" w:tentative="1">
+      <w:start w:val="1"/>
       <w:numFmt w:val="decimal"/>
       <w:lvlText w:val="%1."/>
       <w:lvlJc w:val="left"/>
@@ -18247,115 +18674,115 @@
     </w:lvlOverride>
   </w:num>
   <w:num w:numId="3">
-    <w:abstractNumId w:val="3"/>
+    <w:abstractNumId w:val="4"/>
     <w:lvlOverride w:ilvl="0">
       <w:startOverride w:val="1"/>
     </w:lvlOverride>
   </w:num>
   <w:num w:numId="4">
-    <w:abstractNumId w:val="3"/>
+    <w:abstractNumId w:val="4"/>
     <w:lvlOverride w:ilvl="0">
       <w:startOverride w:val="1"/>
     </w:lvlOverride>
   </w:num>
   <w:num w:numId="5">
-    <w:abstractNumId w:val="3"/>
+    <w:abstractNumId w:val="4"/>
     <w:lvlOverride w:ilvl="0">
       <w:startOverride w:val="1"/>
     </w:lvlOverride>
   </w:num>
   <w:num w:numId="6">
-    <w:abstractNumId w:val="3"/>
+    <w:abstractNumId w:val="4"/>
     <w:lvlOverride w:ilvl="0">
       <w:startOverride w:val="1"/>
     </w:lvlOverride>
   </w:num>
   <w:num w:numId="7">
-    <w:abstractNumId w:val="3"/>
+    <w:abstractNumId w:val="4"/>
     <w:lvlOverride w:ilvl="0">
       <w:startOverride w:val="1"/>
     </w:lvlOverride>
   </w:num>
   <w:num w:numId="8">
-    <w:abstractNumId w:val="3"/>
+    <w:abstractNumId w:val="4"/>
     <w:lvlOverride w:ilvl="0">
       <w:startOverride w:val="1"/>
     </w:lvlOverride>
   </w:num>
   <w:num w:numId="9">
-    <w:abstractNumId w:val="3"/>
+    <w:abstractNumId w:val="4"/>
     <w:lvlOverride w:ilvl="0">
       <w:startOverride w:val="1"/>
     </w:lvlOverride>
   </w:num>
   <w:num w:numId="10">
-    <w:abstractNumId w:val="3"/>
+    <w:abstractNumId w:val="4"/>
     <w:lvlOverride w:ilvl="0">
       <w:startOverride w:val="1"/>
     </w:lvlOverride>
   </w:num>
   <w:num w:numId="11">
-    <w:abstractNumId w:val="3"/>
+    <w:abstractNumId w:val="4"/>
     <w:lvlOverride w:ilvl="0">
       <w:startOverride w:val="1"/>
     </w:lvlOverride>
   </w:num>
   <w:num w:numId="12">
-    <w:abstractNumId w:val="3"/>
+    <w:abstractNumId w:val="4"/>
     <w:lvlOverride w:ilvl="0">
       <w:startOverride w:val="1"/>
     </w:lvlOverride>
   </w:num>
   <w:num w:numId="13">
-    <w:abstractNumId w:val="3"/>
+    <w:abstractNumId w:val="4"/>
     <w:lvlOverride w:ilvl="0">
       <w:startOverride w:val="1"/>
     </w:lvlOverride>
   </w:num>
   <w:num w:numId="14">
-    <w:abstractNumId w:val="3"/>
+    <w:abstractNumId w:val="4"/>
     <w:lvlOverride w:ilvl="0">
       <w:startOverride w:val="1"/>
     </w:lvlOverride>
   </w:num>
   <w:num w:numId="15">
-    <w:abstractNumId w:val="3"/>
+    <w:abstractNumId w:val="4"/>
     <w:lvlOverride w:ilvl="0">
       <w:startOverride w:val="1"/>
     </w:lvlOverride>
   </w:num>
   <w:num w:numId="16">
-    <w:abstractNumId w:val="3"/>
+    <w:abstractNumId w:val="4"/>
     <w:lvlOverride w:ilvl="0">
       <w:startOverride w:val="1"/>
     </w:lvlOverride>
   </w:num>
   <w:num w:numId="17">
-    <w:abstractNumId w:val="3"/>
+    <w:abstractNumId w:val="4"/>
     <w:lvlOverride w:ilvl="0">
       <w:startOverride w:val="1"/>
     </w:lvlOverride>
   </w:num>
   <w:num w:numId="18">
-    <w:abstractNumId w:val="3"/>
+    <w:abstractNumId w:val="4"/>
     <w:lvlOverride w:ilvl="0">
       <w:startOverride w:val="1"/>
     </w:lvlOverride>
   </w:num>
   <w:num w:numId="19">
-    <w:abstractNumId w:val="3"/>
+    <w:abstractNumId w:val="4"/>
     <w:lvlOverride w:ilvl="0">
       <w:startOverride w:val="1"/>
     </w:lvlOverride>
   </w:num>
   <w:num w:numId="20">
-    <w:abstractNumId w:val="3"/>
+    <w:abstractNumId w:val="4"/>
     <w:lvlOverride w:ilvl="0">
       <w:startOverride w:val="1"/>
     </w:lvlOverride>
   </w:num>
   <w:num w:numId="21">
-    <w:abstractNumId w:val="3"/>
+    <w:abstractNumId w:val="4"/>
     <w:lvlOverride w:ilvl="0">
       <w:startOverride w:val="1"/>
     </w:lvlOverride>

--- a/_docs/guion-demo.docx
+++ b/_docs/guion-demo.docx
@@ -4785,23 +4785,7 @@
           <w:sz w:val="23"/>
           <w:szCs w:val="23"/>
         </w:rPr>
-        <w:t xml:space="preserve">En las siguientes pestañas vemos los datos que el agente ha extraído del texto libre, cada una de las reglas del ramo que ha evaluado el agente de Reglas, con su resultado y su evidencia, y el razonamiento que le ha llevado a la decisión.</w:t>
-      </w:r>
-    </w:p>
-    <w:p>
-      <w:pPr>
-        <w:keepNext/>
-        <w:spacing w:after="80" w:before="200"/>
-      </w:pPr>
-      <w:r>
-        <w:rPr>
-          <w:b/>
-          <w:bCs/>
-          <w:color w:val="1B2A4A"/>
-          <w:sz w:val="22"/>
-          <w:szCs w:val="22"/>
-        </w:rPr>
-        <w:t xml:space="preserve">Valor</w:t>
+        <w:t xml:space="preserve">Este aviso trae además tres adjuntos: el parte amistoso escaneado y dos fotos de los daños. En la pestaña Adjuntos los vemos al lado de los datos que el agente ha leído en cada uno, comparados con lo que dice el email. El parte confirma la fecha, la hora y que no hubo heridos, y aporta la matrícula y la aseguradora del otro conductor, que no venían en el texto. Las fotos muestran un daño leve en el paragolpes y el faro delanteros derechos, que es justo lo que presupuesta el taller.</w:t>
       </w:r>
     </w:p>
     <w:p>
@@ -4818,7 +4802,40 @@
           <w:sz w:val="23"/>
           <w:szCs w:val="23"/>
         </w:rPr>
-        <w:t xml:space="preserve">Los avisos sencillos y bien documentados se aprueban sin que nadie tenga que tocarlos. Y si mañana alguien pregunta por qué se aprobó uno, la respuesta está aquí, regla por regla y con las palabras del propio cliente. El tramitador no tiene que fiarse de una caja negra: puede comprobar cada regla en segundos.</w:t>
+        <w:t xml:space="preserve">En las siguientes pestañas vemos los datos que el agente ha extraído del texto libre, cada una de las reglas del ramo que ha evaluado el agente de Reglas, con su resultado y su evidencia, y el razonamiento que le ha llevado a la decisión.</w:t>
+      </w:r>
+    </w:p>
+    <w:p>
+      <w:pPr>
+        <w:keepNext/>
+        <w:spacing w:after="80" w:before="200"/>
+      </w:pPr>
+      <w:r>
+        <w:rPr>
+          <w:b/>
+          <w:bCs/>
+          <w:color w:val="1B2A4A"/>
+          <w:sz w:val="22"/>
+          <w:szCs w:val="22"/>
+        </w:rPr>
+        <w:t xml:space="preserve">Valor</w:t>
+      </w:r>
+    </w:p>
+    <w:p>
+      <w:pPr>
+        <w:pBdr>
+          <w:left w:val="single" w:color="1E7B34" w:sz="18" w:space="8"/>
+        </w:pBdr>
+        <w:spacing w:after="120" w:before="60" w:line="300"/>
+        <w:ind w:left="284"/>
+      </w:pPr>
+      <w:r>
+        <w:rPr>
+          <w:color w:val="1E7B34"/>
+          <w:sz w:val="23"/>
+          <w:szCs w:val="23"/>
+        </w:rPr>
+        <w:t xml:space="preserve">Los avisos sencillos y bien documentados se aprueban sin que nadie tenga que tocarlos. Y si mañana alguien pregunta por qué se aprobó uno, la respuesta está aquí, regla por regla y con las palabras del propio cliente. El tramitador no tiene que fiarse de una caja negra: puede comprobar cada regla en segundos. Y ya no tiene que abrir el parte y las fotos para compararlos a ojo con el email: el cruce viene hecho, y solo tiene que mirar lo que no cuadra.</w:t>
       </w:r>
     </w:p>
     <w:p>
@@ -4976,10 +4993,10 @@
           <w:b/>
           <w:bCs/>
         </w:rPr>
-        <w:t xml:space="preserve">Datos extraídos</w:t>
-      </w:r>
-      <w:r>
-        <w:t xml:space="preserve">: los 10 campos (cliente, póliza, tipo, fecha, 1.350 €, lugar, terceros sí, lesionados no, documentación: parte amistoso, presupuesto y fotos).</w:t>
+        <w:t xml:space="preserve">Adjuntos</w:t>
+      </w:r>
+      <w:r>
+        <w:t xml:space="preserve"> (3): el parte amistoso en el visor de PDF y, a la derecha, sus datos con el contraste contra el email (todo coincide; los datos del otro vehículo solo constan en el parte). Pasar a las dos fotos: clic en la imagen para ampliarla.</w:t>
       </w:r>
     </w:p>
     <w:p>
@@ -4999,10 +5016,10 @@
           <w:b/>
           <w:bCs/>
         </w:rPr>
-        <w:t xml:space="preserve">Reglas de negocio</w:t>
-      </w:r>
-      <w:r>
-        <w:t xml:space="preserve">: A1 a A8, todas en «cumple» o «no aplica», cada una con su evidencia.</w:t>
+        <w:t xml:space="preserve">Datos extraídos</w:t>
+      </w:r>
+      <w:r>
+        <w:t xml:space="preserve">: los 10 campos (cliente, póliza, tipo, fecha, 1.350 €, lugar, terceros sí, lesionados no, documentación: parte amistoso, presupuesto y fotos).</w:t>
       </w:r>
     </w:p>
     <w:p>
@@ -5022,6 +5039,29 @@
           <w:b/>
           <w:bCs/>
         </w:rPr>
+        <w:t xml:space="preserve">Reglas de negocio</w:t>
+      </w:r>
+      <w:r>
+        <w:t xml:space="preserve">: A1 a A8, todas en «cumple» o «no aplica», cada una con su evidencia.</w:t>
+      </w:r>
+    </w:p>
+    <w:p>
+      <w:pPr>
+        <w:pStyle w:val="ListParagraph"/>
+        <w:numPr>
+          <w:ilvl w:val="0"/>
+          <w:numId w:val="6"/>
+        </w:numPr>
+        <w:spacing w:after="60"/>
+      </w:pPr>
+      <w:r>
+        <w:t xml:space="preserve">Pestaña </w:t>
+      </w:r>
+      <w:r>
+        <w:rPr>
+          <w:b/>
+          <w:bCs/>
+        </w:rPr>
         <w:t xml:space="preserve">Razonamiento</w:t>
       </w:r>
       <w:r>
@@ -5051,6 +5091,33 @@
       </w:r>
       <w:r>
         <w:t xml:space="preserve">, y se editan sin programar (botón «Editar en grande»). La llamada al modelo usa siempre el texto vigente.</w:t>
+      </w:r>
+    </w:p>
+    <w:p>
+      <w:pPr>
+        <w:spacing w:after="120"/>
+      </w:pPr>
+      <w:r>
+        <w:rPr>
+          <w:b/>
+          <w:bCs/>
+        </w:rPr>
+        <w:t xml:space="preserve">Si preguntan:</w:t>
+      </w:r>
+      <w:r>
+        <w:t xml:space="preserve"> ¿el modelo lee de verdad los adjuntos? En esta demo, los datos de los adjuntos salen de los resultados guardados, también cuando se conecta un modelo en vivo; el paso siguiente es enviarle las fotos y el PDF en la llamada de extracción. Y ojo: la seudonimización solo se aplica al texto, así que los adjuntos llegan al modelo con los datos personales que contengan. La traza lo registra así en </w:t>
+      </w:r>
+      <w:r>
+        <w:rPr>
+          <w:rFonts w:ascii="Consolas" w:cs="Consolas" w:eastAsia="Consolas" w:hAnsi="Consolas"/>
+          <w:color w:val="1B2A4A"/>
+          <w:sz w:val="20"/>
+          <w:szCs w:val="20"/>
+        </w:rPr>
+        <w:t xml:space="preserve">_gobernanza.adjuntos</w:t>
+      </w:r>
+      <w:r>
+        <w:t xml:space="preserve">.</w:t>
       </w:r>
     </w:p>
     <w:p>

--- a/_docs/guion-demo.docx
+++ b/_docs/guion-demo.docx
@@ -4116,7 +4116,7 @@
         <w:t xml:space="preserve">Si preguntan:</w:t>
       </w:r>
       <w:r>
-        <w:t xml:space="preserve"> ¿y los adjuntos o los audios? La llamada se transcribe con un modelo de voz a texto; los adjuntos se registran como documentación mencionada. El guardrail G-09 puede escalar a una persona las transcripciones con confianza baja.</w:t>
+        <w:t xml:space="preserve"> ¿y los adjuntos o los audios? La llamada se transcribe con un modelo de voz a texto. Los adjuntos se registran con su huella y sus datos se contrastan con el texto: lo veremos en la ficha de MSG-A-01, que trae el parte amistoso y dos fotos. El guardrail G-09 puede escalar a una persona las transcripciones con confianza baja.</w:t>
       </w:r>
     </w:p>
     <w:p>
@@ -17945,8 +17945,8 @@
         </w:tblBorders>
       </w:tblPr>
       <w:tblGrid>
-        <w:gridCol w:w="7240"/>
-        <w:gridCol w:w="2398"/>
+        <w:gridCol w:w="7397"/>
+        <w:gridCol w:w="2241"/>
       </w:tblGrid>
       <w:tr>
         <w:trPr>
@@ -17954,7 +17954,7 @@
         </w:trPr>
         <w:tc>
           <w:tcPr>
-            <w:tcW w:type="dxa" w:w="7240"/>
+            <w:tcW w:type="dxa" w:w="7397"/>
             <w:tcBorders>
               <w:top w:val="single" w:color="C9CED8" w:sz="4"/>
               <w:left w:val="single" w:color="C9CED8" w:sz="4"/>
@@ -17984,7 +17984,7 @@
         </w:tc>
         <w:tc>
           <w:tcPr>
-            <w:tcW w:type="dxa" w:w="2398"/>
+            <w:tcW w:type="dxa" w:w="2241"/>
             <w:tcBorders>
               <w:top w:val="single" w:color="C9CED8" w:sz="4"/>
               <w:left w:val="single" w:color="C9CED8" w:sz="4"/>
@@ -18016,7 +18016,7 @@
       <w:tr>
         <w:tc>
           <w:tcPr>
-            <w:tcW w:type="dxa" w:w="7240"/>
+            <w:tcW w:type="dxa" w:w="7397"/>
             <w:tcBorders>
               <w:top w:val="single" w:color="C9CED8" w:sz="4"/>
               <w:left w:val="single" w:color="C9CED8" w:sz="4"/>
@@ -18042,7 +18042,7 @@
         </w:tc>
         <w:tc>
           <w:tcPr>
-            <w:tcW w:type="dxa" w:w="2398"/>
+            <w:tcW w:type="dxa" w:w="2241"/>
             <w:tcBorders>
               <w:top w:val="single" w:color="C9CED8" w:sz="4"/>
               <w:left w:val="single" w:color="C9CED8" w:sz="4"/>
@@ -18070,53 +18070,53 @@
       <w:tr>
         <w:tc>
           <w:tcPr>
-            <w:tcW w:type="dxa" w:w="7240"/>
-            <w:tcBorders>
-              <w:top w:val="single" w:color="C9CED8" w:sz="4"/>
-              <w:left w:val="single" w:color="C9CED8" w:sz="4"/>
-              <w:bottom w:val="single" w:color="C9CED8" w:sz="4"/>
-              <w:right w:val="single" w:color="C9CED8" w:sz="4"/>
-            </w:tcBorders>
-            <w:tcMar>
-              <w:top w:type="dxa" w:w="60"/>
-              <w:left w:type="dxa" w:w="100"/>
-              <w:bottom w:type="dxa" w:w="60"/>
-              <w:right w:type="dxa" w:w="100"/>
-            </w:tcMar>
-          </w:tcPr>
-          <w:p>
-            <w:r>
-              <w:rPr>
-                <w:sz w:val="19"/>
-                <w:szCs w:val="19"/>
-              </w:rPr>
-              <w:t xml:space="preserve">Paso 3 (ficha de MSG-A-01): enseñar solo las evidencias desde el paso 4</w:t>
-            </w:r>
-          </w:p>
-        </w:tc>
-        <w:tc>
-          <w:tcPr>
-            <w:tcW w:type="dxa" w:w="2398"/>
-            <w:tcBorders>
-              <w:top w:val="single" w:color="C9CED8" w:sz="4"/>
-              <w:left w:val="single" w:color="C9CED8" w:sz="4"/>
-              <w:bottom w:val="single" w:color="C9CED8" w:sz="4"/>
-              <w:right w:val="single" w:color="C9CED8" w:sz="4"/>
-            </w:tcBorders>
-            <w:tcMar>
-              <w:top w:type="dxa" w:w="60"/>
-              <w:left w:type="dxa" w:w="100"/>
-              <w:bottom w:type="dxa" w:w="60"/>
-              <w:right w:type="dxa" w:w="100"/>
-            </w:tcMar>
-          </w:tcPr>
-          <w:p>
-            <w:r>
-              <w:rPr>
-                <w:sz w:val="19"/>
-                <w:szCs w:val="19"/>
-              </w:rPr>
-              <w:t xml:space="preserve">1,5 min</w:t>
+            <w:tcW w:type="dxa" w:w="7397"/>
+            <w:tcBorders>
+              <w:top w:val="single" w:color="C9CED8" w:sz="4"/>
+              <w:left w:val="single" w:color="C9CED8" w:sz="4"/>
+              <w:bottom w:val="single" w:color="C9CED8" w:sz="4"/>
+              <w:right w:val="single" w:color="C9CED8" w:sz="4"/>
+            </w:tcBorders>
+            <w:tcMar>
+              <w:top w:type="dxa" w:w="60"/>
+              <w:left w:type="dxa" w:w="100"/>
+              <w:bottom w:type="dxa" w:w="60"/>
+              <w:right w:type="dxa" w:w="100"/>
+            </w:tcMar>
+          </w:tcPr>
+          <w:p>
+            <w:r>
+              <w:rPr>
+                <w:sz w:val="19"/>
+                <w:szCs w:val="19"/>
+              </w:rPr>
+              <w:t xml:space="preserve">Paso 3 (ficha de MSG-A-01): enseñar solo la pestaña Adjuntos y dejar las evidencias para el paso 4</w:t>
+            </w:r>
+          </w:p>
+        </w:tc>
+        <w:tc>
+          <w:tcPr>
+            <w:tcW w:type="dxa" w:w="2241"/>
+            <w:tcBorders>
+              <w:top w:val="single" w:color="C9CED8" w:sz="4"/>
+              <w:left w:val="single" w:color="C9CED8" w:sz="4"/>
+              <w:bottom w:val="single" w:color="C9CED8" w:sz="4"/>
+              <w:right w:val="single" w:color="C9CED8" w:sz="4"/>
+            </w:tcBorders>
+            <w:tcMar>
+              <w:top w:type="dxa" w:w="60"/>
+              <w:left w:type="dxa" w:w="100"/>
+              <w:bottom w:type="dxa" w:w="60"/>
+              <w:right w:type="dxa" w:w="100"/>
+            </w:tcMar>
+          </w:tcPr>
+          <w:p>
+            <w:r>
+              <w:rPr>
+                <w:sz w:val="19"/>
+                <w:szCs w:val="19"/>
+              </w:rPr>
+              <w:t xml:space="preserve">1 min</w:t>
             </w:r>
           </w:p>
         </w:tc>
@@ -18124,7 +18124,7 @@
       <w:tr>
         <w:tc>
           <w:tcPr>
-            <w:tcW w:type="dxa" w:w="7240"/>
+            <w:tcW w:type="dxa" w:w="7397"/>
             <w:tcBorders>
               <w:top w:val="single" w:color="C9CED8" w:sz="4"/>
               <w:left w:val="single" w:color="C9CED8" w:sz="4"/>
@@ -18150,7 +18150,7 @@
         </w:tc>
         <w:tc>
           <w:tcPr>
-            <w:tcW w:type="dxa" w:w="2398"/>
+            <w:tcW w:type="dxa" w:w="2241"/>
             <w:tcBorders>
               <w:top w:val="single" w:color="C9CED8" w:sz="4"/>
               <w:left w:val="single" w:color="C9CED8" w:sz="4"/>
@@ -18178,7 +18178,7 @@
       <w:tr>
         <w:tc>
           <w:tcPr>
-            <w:tcW w:type="dxa" w:w="7240"/>
+            <w:tcW w:type="dxa" w:w="7397"/>
             <w:tcBorders>
               <w:top w:val="single" w:color="C9CED8" w:sz="4"/>
               <w:left w:val="single" w:color="C9CED8" w:sz="4"/>
@@ -18204,7 +18204,7 @@
         </w:tc>
         <w:tc>
           <w:tcPr>
-            <w:tcW w:type="dxa" w:w="2398"/>
+            <w:tcW w:type="dxa" w:w="2241"/>
             <w:tcBorders>
               <w:top w:val="single" w:color="C9CED8" w:sz="4"/>
               <w:left w:val="single" w:color="C9CED8" w:sz="4"/>
@@ -18232,7 +18232,7 @@
       <w:tr>
         <w:tc>
           <w:tcPr>
-            <w:tcW w:type="dxa" w:w="7240"/>
+            <w:tcW w:type="dxa" w:w="7397"/>
             <w:tcBorders>
               <w:top w:val="single" w:color="C9CED8" w:sz="4"/>
               <w:left w:val="single" w:color="C9CED8" w:sz="4"/>
@@ -18258,7 +18258,7 @@
         </w:tc>
         <w:tc>
           <w:tcPr>
-            <w:tcW w:type="dxa" w:w="2398"/>
+            <w:tcW w:type="dxa" w:w="2241"/>
             <w:tcBorders>
               <w:top w:val="single" w:color="C9CED8" w:sz="4"/>
               <w:left w:val="single" w:color="C9CED8" w:sz="4"/>
@@ -18286,7 +18286,7 @@
       <w:tr>
         <w:tc>
           <w:tcPr>
-            <w:tcW w:type="dxa" w:w="7240"/>
+            <w:tcW w:type="dxa" w:w="7397"/>
             <w:tcBorders>
               <w:top w:val="single" w:color="C9CED8" w:sz="4"/>
               <w:left w:val="single" w:color="C9CED8" w:sz="4"/>
@@ -18312,7 +18312,7 @@
         </w:tc>
         <w:tc>
           <w:tcPr>
-            <w:tcW w:type="dxa" w:w="2398"/>
+            <w:tcW w:type="dxa" w:w="2241"/>
             <w:tcBorders>
               <w:top w:val="single" w:color="C9CED8" w:sz="4"/>
               <w:left w:val="single" w:color="C9CED8" w:sz="4"/>
@@ -18340,7 +18340,7 @@
       <w:tr>
         <w:tc>
           <w:tcPr>
-            <w:tcW w:type="dxa" w:w="7240"/>
+            <w:tcW w:type="dxa" w:w="7397"/>
             <w:tcBorders>
               <w:top w:val="single" w:color="C9CED8" w:sz="4"/>
               <w:left w:val="single" w:color="C9CED8" w:sz="4"/>
@@ -18366,7 +18366,7 @@
         </w:tc>
         <w:tc>
           <w:tcPr>
-            <w:tcW w:type="dxa" w:w="2398"/>
+            <w:tcW w:type="dxa" w:w="2241"/>
             <w:tcBorders>
               <w:top w:val="single" w:color="C9CED8" w:sz="4"/>
               <w:left w:val="single" w:color="C9CED8" w:sz="4"/>

--- a/_docs/guion-demo.docx
+++ b/_docs/guion-demo.docx
@@ -4840,6 +4840,23 @@
     </w:p>
     <w:p>
       <w:pPr>
+        <w:pBdr>
+          <w:left w:val="single" w:color="1E7B34" w:sz="18" w:space="8"/>
+        </w:pBdr>
+        <w:spacing w:after="120" w:before="60" w:line="300"/>
+        <w:ind w:left="284"/>
+      </w:pPr>
+      <w:r>
+        <w:rPr>
+          <w:color w:val="1E7B34"/>
+          <w:sz w:val="23"/>
+          <w:szCs w:val="23"/>
+        </w:rPr>
+        <w:t xml:space="preserve">Si no está de acuerdo con una aprobación, el botón Override de la tarjeta Decisión la pasa a revisión, con un comentario opcional. Ese cambio cuenta en la tasa de override del agente, y con esa tasa se decide su nivel de autonomía.</w:t>
+      </w:r>
+    </w:p>
+    <w:p>
+      <w:pPr>
         <w:keepNext/>
         <w:spacing w:after="80" w:before="200"/>
       </w:pPr>
@@ -4940,7 +4957,17 @@
         <w:spacing w:after="60"/>
       </w:pPr>
       <w:r>
-        <w:t xml:space="preserve">Arriba de la ficha: las tres cifras (Decisión, Ramo, Confianza 95 %).</w:t>
+        <w:t xml:space="preserve">Arriba de la ficha: las tres cifras (Decisión, Ramo, Confianza 95 %) y el botón </w:t>
+      </w:r>
+      <w:r>
+        <w:rPr>
+          <w:b/>
+          <w:bCs/>
+        </w:rPr>
+        <w:t xml:space="preserve">Override</w:t>
+      </w:r>
+      <w:r>
+        <w:t xml:space="preserve"> en la tarjeta Decisión. Señalarlo sin confirmarlo: un override cambia las cifras del panel de gobierno.</w:t>
       </w:r>
     </w:p>
     <w:p>
@@ -5300,7 +5327,7 @@
           <w:sz w:val="23"/>
           <w:szCs w:val="23"/>
         </w:rPr>
-        <w:t xml:space="preserve">El tramitador entiende el motivo en segundos y puede corregirlo si no está de acuerdo. Si el cliente pide explicaciones, la respuesta ya está preparada en la ficha. Y los daños personales siempre los valora una persona: en los últimos 14 días, el guardrail de lesionados explica el 20 % de los escalados.</w:t>
+        <w:t xml:space="preserve">El tramitador entiende el motivo en segundos. Cuando termina de revisarlo, lo resuelve con el botón Validar de la tarjeta Decisión: elige si lo aprueba o si lo deja en revisión, y puede dejar un comentario. Como el agente ya había escalado el caso, eso no es un override y no afecta a su autonomía. Si el cliente pide explicaciones, la respuesta ya está preparada en la ficha. Y los daños personales siempre los valora una persona: en los últimos 14 días, el guardrail de lesionados explica el 20 % de los escalados.</w:t>
       </w:r>
     </w:p>
     <w:p>
@@ -5587,6 +5614,29 @@
       </w:r>
       <w:r>
         <w:t xml:space="preserve">: los marcadores [PERSONA_1], [POLIZA_AU_1], [MATRICULA_1], [TELEFONO_1] en lugar de los datos reales. La fractura y la diabetes siguen ahí.</w:t>
+      </w:r>
+    </w:p>
+    <w:p>
+      <w:pPr>
+        <w:pStyle w:val="ListParagraph"/>
+        <w:numPr>
+          <w:ilvl w:val="0"/>
+          <w:numId w:val="7"/>
+        </w:numPr>
+        <w:spacing w:after="60"/>
+      </w:pPr>
+      <w:r>
+        <w:t xml:space="preserve">Tarjeta Decisión: el botón </w:t>
+      </w:r>
+      <w:r>
+        <w:rPr>
+          <w:b/>
+          <w:bCs/>
+        </w:rPr>
+        <w:t xml:space="preserve">Validar</w:t>
+      </w:r>
+      <w:r>
+        <w:t xml:space="preserve">. Al pulsarlo se elige el resultado (Aprobar o Mantener en «A revisar») y se puede dejar un comentario. Cancelar sin confirmar.</w:t>
       </w:r>
     </w:p>
     <w:p>
@@ -9545,7 +9595,7 @@
                 <w:sz w:val="20"/>
                 <w:szCs w:val="20"/>
               </w:rPr>
-              <w:t xml:space="preserve"> L. Prieto comprueba que Pablo sí está declarado y cambia la decisión a Aprobado en 38 minutos (override)</w:t>
+              <w:t xml:space="preserve"> L. Prieto comprueba que Pablo sí está declarado y lo aprueba en 38 minutos. No es override: el agente ya lo había escalado</w:t>
             </w:r>
           </w:p>
         </w:tc>
@@ -9619,7 +9669,7 @@
           <w:sz w:val="23"/>
           <w:szCs w:val="23"/>
         </w:rPr>
-        <w:t xml:space="preserve">Cada traza que se escala entra en una cola con su motivo, su estado y la persona que la revisa. Cuando un tramitador cambia la decisión del agente, eso es un override, y queda registrado con su motivo.</w:t>
+        <w:t xml:space="preserve">Cada traza que se escala entra en una cola con su motivo, su estado y la persona que la revisa. Resolver un caso escalado no es un override. Override es cuando un tramitador cambia una decisión que el agente tomó solo, por ejemplo una aprobación automática que pasa a revisión, y queda registrado con su motivo.</w:t>
       </w:r>
     </w:p>
     <w:p>
@@ -9686,7 +9736,7 @@
           <w:sz w:val="23"/>
           <w:szCs w:val="23"/>
         </w:rPr>
-        <w:t xml:space="preserve">Además, cada override alimenta la autonomía: si los tramitadores corrigen más del 3 %, el agente baja de nivel.</w:t>
+        <w:t xml:space="preserve">Además, cada override alimenta la autonomía: si los tramitadores corrigen más del 3 % de lo que el agente decide solo, el panel propone bajarle de nivel y una persona lo aprueba.</w:t>
       </w:r>
     </w:p>
     <w:p>
@@ -9831,7 +9881,7 @@
         <w:t xml:space="preserve">Cola de revisión</w:t>
       </w:r>
       <w:r>
-        <w:t xml:space="preserve">: las tres trazas del lote. Clic en MSG-A-04: la ficha de la traza con el override de L. Prieto y su motivo. Navegar con › a MSG-A-08 y MSG-A-13 (pendientes).</w:t>
+        <w:t xml:space="preserve">: las tres trazas del lote. Clic en MSG-A-04: la ficha de la traza con la revisión de L. Prieto, que lo aprueba, y su motivo. Navegar con › a MSG-A-08 y MSG-A-13 (pendientes).</w:t>
       </w:r>
     </w:p>
     <w:p>
@@ -13139,7 +13189,7 @@
           <w:sz w:val="23"/>
           <w:szCs w:val="23"/>
         </w:rPr>
-        <w:t xml:space="preserve">Recoge cada acción con su usuario y su hora: agentes pausados, guardrails activados o desactivados, medidas aplicadas o deshechas, overrides, cambios de modelo, de prompt y de nivel, e incidentes. Se puede filtrar por tipo de evento.</w:t>
+        <w:t xml:space="preserve">Recoge cada acción con su usuario y su hora: agentes pausados, guardrails activados o desactivados, medidas aplicadas o deshechas, revisiones, overrides, cambios de modelo, de prompt y de nivel, e incidentes. Se puede filtrar por tipo de evento.</w:t>
       </w:r>
     </w:p>
     <w:p>
@@ -13290,7 +13340,17 @@
         <w:t xml:space="preserve">Overrides</w:t>
       </w:r>
       <w:r>
-        <w:t xml:space="preserve"> (el de L. Prieto en MSG-A-04), </w:t>
+        <w:t xml:space="preserve"> (los de J. Herrera y S. Gil el 15/09, el día que Reglas bajó de nivel), </w:t>
+      </w:r>
+      <w:r>
+        <w:rPr>
+          <w:b/>
+          <w:bCs/>
+        </w:rPr>
+        <w:t xml:space="preserve">Revisiones</w:t>
+      </w:r>
+      <w:r>
+        <w:t xml:space="preserve"> (la de L. Prieto en MSG-A-04), </w:t>
       </w:r>
       <w:r>
         <w:rPr>
@@ -13493,12 +13553,12 @@
       <w:tblGrid>
         <w:gridCol w:w="771"/>
         <w:gridCol w:w="771"/>
-        <w:gridCol w:w="1527"/>
+        <w:gridCol w:w="1488"/>
         <w:gridCol w:w="771"/>
-        <w:gridCol w:w="1328"/>
-        <w:gridCol w:w="1843"/>
-        <w:gridCol w:w="1411"/>
-        <w:gridCol w:w="1216"/>
+        <w:gridCol w:w="1541"/>
+        <w:gridCol w:w="1736"/>
+        <w:gridCol w:w="1375"/>
+        <w:gridCol w:w="1185"/>
       </w:tblGrid>
       <w:tr>
         <w:trPr>
@@ -13566,7 +13626,7 @@
         </w:tc>
         <w:tc>
           <w:tcPr>
-            <w:tcW w:type="dxa" w:w="1527"/>
+            <w:tcW w:type="dxa" w:w="1488"/>
             <w:tcBorders>
               <w:top w:val="single" w:color="C9CED8" w:sz="4"/>
               <w:left w:val="single" w:color="C9CED8" w:sz="4"/>
@@ -13626,7 +13686,7 @@
         </w:tc>
         <w:tc>
           <w:tcPr>
-            <w:tcW w:type="dxa" w:w="1328"/>
+            <w:tcW w:type="dxa" w:w="1541"/>
             <w:tcBorders>
               <w:top w:val="single" w:color="C9CED8" w:sz="4"/>
               <w:left w:val="single" w:color="C9CED8" w:sz="4"/>
@@ -13656,7 +13716,7 @@
         </w:tc>
         <w:tc>
           <w:tcPr>
-            <w:tcW w:type="dxa" w:w="1843"/>
+            <w:tcW w:type="dxa" w:w="1736"/>
             <w:tcBorders>
               <w:top w:val="single" w:color="C9CED8" w:sz="4"/>
               <w:left w:val="single" w:color="C9CED8" w:sz="4"/>
@@ -13686,7 +13746,7 @@
         </w:tc>
         <w:tc>
           <w:tcPr>
-            <w:tcW w:type="dxa" w:w="1411"/>
+            <w:tcW w:type="dxa" w:w="1375"/>
             <w:tcBorders>
               <w:top w:val="single" w:color="C9CED8" w:sz="4"/>
               <w:left w:val="single" w:color="C9CED8" w:sz="4"/>
@@ -13716,7 +13776,7 @@
         </w:tc>
         <w:tc>
           <w:tcPr>
-            <w:tcW w:type="dxa" w:w="1216"/>
+            <w:tcW w:type="dxa" w:w="1185"/>
             <w:tcBorders>
               <w:top w:val="single" w:color="C9CED8" w:sz="4"/>
               <w:left w:val="single" w:color="C9CED8" w:sz="4"/>
@@ -13800,7 +13860,7 @@
         </w:tc>
         <w:tc>
           <w:tcPr>
-            <w:tcW w:type="dxa" w:w="1527"/>
+            <w:tcW w:type="dxa" w:w="1488"/>
             <w:tcBorders>
               <w:top w:val="single" w:color="C9CED8" w:sz="4"/>
               <w:left w:val="single" w:color="C9CED8" w:sz="4"/>
@@ -13852,7 +13912,7 @@
         </w:tc>
         <w:tc>
           <w:tcPr>
-            <w:tcW w:type="dxa" w:w="1328"/>
+            <w:tcW w:type="dxa" w:w="1541"/>
             <w:tcBorders>
               <w:top w:val="single" w:color="C9CED8" w:sz="4"/>
               <w:left w:val="single" w:color="C9CED8" w:sz="4"/>
@@ -13878,7 +13938,7 @@
         </w:tc>
         <w:tc>
           <w:tcPr>
-            <w:tcW w:type="dxa" w:w="1843"/>
+            <w:tcW w:type="dxa" w:w="1736"/>
             <w:tcBorders>
               <w:top w:val="single" w:color="C9CED8" w:sz="4"/>
               <w:left w:val="single" w:color="C9CED8" w:sz="4"/>
@@ -13904,7 +13964,7 @@
         </w:tc>
         <w:tc>
           <w:tcPr>
-            <w:tcW w:type="dxa" w:w="1411"/>
+            <w:tcW w:type="dxa" w:w="1375"/>
             <w:tcBorders>
               <w:top w:val="single" w:color="C9CED8" w:sz="4"/>
               <w:left w:val="single" w:color="C9CED8" w:sz="4"/>
@@ -13930,7 +13990,7 @@
         </w:tc>
         <w:tc>
           <w:tcPr>
-            <w:tcW w:type="dxa" w:w="1216"/>
+            <w:tcW w:type="dxa" w:w="1185"/>
             <w:tcBorders>
               <w:top w:val="single" w:color="C9CED8" w:sz="4"/>
               <w:left w:val="single" w:color="C9CED8" w:sz="4"/>
@@ -14010,7 +14070,7 @@
         </w:tc>
         <w:tc>
           <w:tcPr>
-            <w:tcW w:type="dxa" w:w="1527"/>
+            <w:tcW w:type="dxa" w:w="1488"/>
             <w:tcBorders>
               <w:top w:val="single" w:color="C9CED8" w:sz="4"/>
               <w:left w:val="single" w:color="C9CED8" w:sz="4"/>
@@ -14062,7 +14122,7 @@
         </w:tc>
         <w:tc>
           <w:tcPr>
-            <w:tcW w:type="dxa" w:w="1328"/>
+            <w:tcW w:type="dxa" w:w="1541"/>
             <w:tcBorders>
               <w:top w:val="single" w:color="C9CED8" w:sz="4"/>
               <w:left w:val="single" w:color="C9CED8" w:sz="4"/>
@@ -14088,7 +14148,7 @@
         </w:tc>
         <w:tc>
           <w:tcPr>
-            <w:tcW w:type="dxa" w:w="1843"/>
+            <w:tcW w:type="dxa" w:w="1736"/>
             <w:tcBorders>
               <w:top w:val="single" w:color="C9CED8" w:sz="4"/>
               <w:left w:val="single" w:color="C9CED8" w:sz="4"/>
@@ -14114,7 +14174,7 @@
         </w:tc>
         <w:tc>
           <w:tcPr>
-            <w:tcW w:type="dxa" w:w="1411"/>
+            <w:tcW w:type="dxa" w:w="1375"/>
             <w:tcBorders>
               <w:top w:val="single" w:color="C9CED8" w:sz="4"/>
               <w:left w:val="single" w:color="C9CED8" w:sz="4"/>
@@ -14140,7 +14200,7 @@
         </w:tc>
         <w:tc>
           <w:tcPr>
-            <w:tcW w:type="dxa" w:w="1216"/>
+            <w:tcW w:type="dxa" w:w="1185"/>
             <w:tcBorders>
               <w:top w:val="single" w:color="C9CED8" w:sz="4"/>
               <w:left w:val="single" w:color="C9CED8" w:sz="4"/>
@@ -14220,7 +14280,7 @@
         </w:tc>
         <w:tc>
           <w:tcPr>
-            <w:tcW w:type="dxa" w:w="1527"/>
+            <w:tcW w:type="dxa" w:w="1488"/>
             <w:tcBorders>
               <w:top w:val="single" w:color="C9CED8" w:sz="4"/>
               <w:left w:val="single" w:color="C9CED8" w:sz="4"/>
@@ -14272,7 +14332,7 @@
         </w:tc>
         <w:tc>
           <w:tcPr>
-            <w:tcW w:type="dxa" w:w="1328"/>
+            <w:tcW w:type="dxa" w:w="1541"/>
             <w:tcBorders>
               <w:top w:val="single" w:color="C9CED8" w:sz="4"/>
               <w:left w:val="single" w:color="C9CED8" w:sz="4"/>
@@ -14298,7 +14358,7 @@
         </w:tc>
         <w:tc>
           <w:tcPr>
-            <w:tcW w:type="dxa" w:w="1843"/>
+            <w:tcW w:type="dxa" w:w="1736"/>
             <w:tcBorders>
               <w:top w:val="single" w:color="C9CED8" w:sz="4"/>
               <w:left w:val="single" w:color="C9CED8" w:sz="4"/>
@@ -14324,7 +14384,7 @@
         </w:tc>
         <w:tc>
           <w:tcPr>
-            <w:tcW w:type="dxa" w:w="1411"/>
+            <w:tcW w:type="dxa" w:w="1375"/>
             <w:tcBorders>
               <w:top w:val="single" w:color="C9CED8" w:sz="4"/>
               <w:left w:val="single" w:color="C9CED8" w:sz="4"/>
@@ -14350,7 +14410,7 @@
         </w:tc>
         <w:tc>
           <w:tcPr>
-            <w:tcW w:type="dxa" w:w="1216"/>
+            <w:tcW w:type="dxa" w:w="1185"/>
             <w:tcBorders>
               <w:top w:val="single" w:color="C9CED8" w:sz="4"/>
               <w:left w:val="single" w:color="C9CED8" w:sz="4"/>
@@ -14430,7 +14490,7 @@
         </w:tc>
         <w:tc>
           <w:tcPr>
-            <w:tcW w:type="dxa" w:w="1527"/>
+            <w:tcW w:type="dxa" w:w="1488"/>
             <w:tcBorders>
               <w:top w:val="single" w:color="C9CED8" w:sz="4"/>
               <w:left w:val="single" w:color="C9CED8" w:sz="4"/>
@@ -14482,33 +14542,33 @@
         </w:tc>
         <w:tc>
           <w:tcPr>
-            <w:tcW w:type="dxa" w:w="1328"/>
-            <w:tcBorders>
-              <w:top w:val="single" w:color="C9CED8" w:sz="4"/>
-              <w:left w:val="single" w:color="C9CED8" w:sz="4"/>
-              <w:bottom w:val="single" w:color="C9CED8" w:sz="4"/>
-              <w:right w:val="single" w:color="C9CED8" w:sz="4"/>
-            </w:tcBorders>
-            <w:tcMar>
-              <w:top w:type="dxa" w:w="60"/>
-              <w:left w:type="dxa" w:w="100"/>
-              <w:bottom w:type="dxa" w:w="60"/>
-              <w:right w:type="dxa" w:w="100"/>
-            </w:tcMar>
-          </w:tcPr>
-          <w:p>
-            <w:r>
-              <w:rPr>
-                <w:sz w:val="19"/>
-                <w:szCs w:val="19"/>
-              </w:rPr>
-              <w:t xml:space="preserve">A revisar → Aprobado (override)</w:t>
-            </w:r>
-          </w:p>
-        </w:tc>
-        <w:tc>
-          <w:tcPr>
-            <w:tcW w:type="dxa" w:w="1843"/>
+            <w:tcW w:type="dxa" w:w="1541"/>
+            <w:tcBorders>
+              <w:top w:val="single" w:color="C9CED8" w:sz="4"/>
+              <w:left w:val="single" w:color="C9CED8" w:sz="4"/>
+              <w:bottom w:val="single" w:color="C9CED8" w:sz="4"/>
+              <w:right w:val="single" w:color="C9CED8" w:sz="4"/>
+            </w:tcBorders>
+            <w:tcMar>
+              <w:top w:type="dxa" w:w="60"/>
+              <w:left w:type="dxa" w:w="100"/>
+              <w:bottom w:type="dxa" w:w="60"/>
+              <w:right w:type="dxa" w:w="100"/>
+            </w:tcMar>
+          </w:tcPr>
+          <w:p>
+            <w:r>
+              <w:rPr>
+                <w:sz w:val="19"/>
+                <w:szCs w:val="19"/>
+              </w:rPr>
+              <w:t xml:space="preserve">A revisar → Aprobado (revisión de L. Prieto)</w:t>
+            </w:r>
+          </w:p>
+        </w:tc>
+        <w:tc>
+          <w:tcPr>
+            <w:tcW w:type="dxa" w:w="1736"/>
             <w:tcBorders>
               <w:top w:val="single" w:color="C9CED8" w:sz="4"/>
               <w:left w:val="single" w:color="C9CED8" w:sz="4"/>
@@ -14534,7 +14594,7 @@
         </w:tc>
         <w:tc>
           <w:tcPr>
-            <w:tcW w:type="dxa" w:w="1411"/>
+            <w:tcW w:type="dxa" w:w="1375"/>
             <w:tcBorders>
               <w:top w:val="single" w:color="C9CED8" w:sz="4"/>
               <w:left w:val="single" w:color="C9CED8" w:sz="4"/>
@@ -14560,7 +14620,7 @@
         </w:tc>
         <w:tc>
           <w:tcPr>
-            <w:tcW w:type="dxa" w:w="1216"/>
+            <w:tcW w:type="dxa" w:w="1185"/>
             <w:tcBorders>
               <w:top w:val="single" w:color="C9CED8" w:sz="4"/>
               <w:left w:val="single" w:color="C9CED8" w:sz="4"/>
@@ -14640,7 +14700,7 @@
         </w:tc>
         <w:tc>
           <w:tcPr>
-            <w:tcW w:type="dxa" w:w="1527"/>
+            <w:tcW w:type="dxa" w:w="1488"/>
             <w:tcBorders>
               <w:top w:val="single" w:color="C9CED8" w:sz="4"/>
               <w:left w:val="single" w:color="C9CED8" w:sz="4"/>
@@ -14692,7 +14752,7 @@
         </w:tc>
         <w:tc>
           <w:tcPr>
-            <w:tcW w:type="dxa" w:w="1328"/>
+            <w:tcW w:type="dxa" w:w="1541"/>
             <w:tcBorders>
               <w:top w:val="single" w:color="C9CED8" w:sz="4"/>
               <w:left w:val="single" w:color="C9CED8" w:sz="4"/>
@@ -14718,7 +14778,7 @@
         </w:tc>
         <w:tc>
           <w:tcPr>
-            <w:tcW w:type="dxa" w:w="1843"/>
+            <w:tcW w:type="dxa" w:w="1736"/>
             <w:tcBorders>
               <w:top w:val="single" w:color="C9CED8" w:sz="4"/>
               <w:left w:val="single" w:color="C9CED8" w:sz="4"/>
@@ -14744,7 +14804,7 @@
         </w:tc>
         <w:tc>
           <w:tcPr>
-            <w:tcW w:type="dxa" w:w="1411"/>
+            <w:tcW w:type="dxa" w:w="1375"/>
             <w:tcBorders>
               <w:top w:val="single" w:color="C9CED8" w:sz="4"/>
               <w:left w:val="single" w:color="C9CED8" w:sz="4"/>
@@ -14770,7 +14830,7 @@
         </w:tc>
         <w:tc>
           <w:tcPr>
-            <w:tcW w:type="dxa" w:w="1216"/>
+            <w:tcW w:type="dxa" w:w="1185"/>
             <w:tcBorders>
               <w:top w:val="single" w:color="C9CED8" w:sz="4"/>
               <w:left w:val="single" w:color="C9CED8" w:sz="4"/>
@@ -14850,7 +14910,7 @@
         </w:tc>
         <w:tc>
           <w:tcPr>
-            <w:tcW w:type="dxa" w:w="1527"/>
+            <w:tcW w:type="dxa" w:w="1488"/>
             <w:tcBorders>
               <w:top w:val="single" w:color="C9CED8" w:sz="4"/>
               <w:left w:val="single" w:color="C9CED8" w:sz="4"/>
@@ -14902,7 +14962,7 @@
         </w:tc>
         <w:tc>
           <w:tcPr>
-            <w:tcW w:type="dxa" w:w="1328"/>
+            <w:tcW w:type="dxa" w:w="1541"/>
             <w:tcBorders>
               <w:top w:val="single" w:color="C9CED8" w:sz="4"/>
               <w:left w:val="single" w:color="C9CED8" w:sz="4"/>
@@ -14928,7 +14988,7 @@
         </w:tc>
         <w:tc>
           <w:tcPr>
-            <w:tcW w:type="dxa" w:w="1843"/>
+            <w:tcW w:type="dxa" w:w="1736"/>
             <w:tcBorders>
               <w:top w:val="single" w:color="C9CED8" w:sz="4"/>
               <w:left w:val="single" w:color="C9CED8" w:sz="4"/>
@@ -14954,7 +15014,7 @@
         </w:tc>
         <w:tc>
           <w:tcPr>
-            <w:tcW w:type="dxa" w:w="1411"/>
+            <w:tcW w:type="dxa" w:w="1375"/>
             <w:tcBorders>
               <w:top w:val="single" w:color="C9CED8" w:sz="4"/>
               <w:left w:val="single" w:color="C9CED8" w:sz="4"/>
@@ -14980,7 +15040,7 @@
         </w:tc>
         <w:tc>
           <w:tcPr>
-            <w:tcW w:type="dxa" w:w="1216"/>
+            <w:tcW w:type="dxa" w:w="1185"/>
             <w:tcBorders>
               <w:top w:val="single" w:color="C9CED8" w:sz="4"/>
               <w:left w:val="single" w:color="C9CED8" w:sz="4"/>
@@ -15060,7 +15120,7 @@
         </w:tc>
         <w:tc>
           <w:tcPr>
-            <w:tcW w:type="dxa" w:w="1527"/>
+            <w:tcW w:type="dxa" w:w="1488"/>
             <w:tcBorders>
               <w:top w:val="single" w:color="C9CED8" w:sz="4"/>
               <w:left w:val="single" w:color="C9CED8" w:sz="4"/>
@@ -15112,7 +15172,7 @@
         </w:tc>
         <w:tc>
           <w:tcPr>
-            <w:tcW w:type="dxa" w:w="1328"/>
+            <w:tcW w:type="dxa" w:w="1541"/>
             <w:tcBorders>
               <w:top w:val="single" w:color="C9CED8" w:sz="4"/>
               <w:left w:val="single" w:color="C9CED8" w:sz="4"/>
@@ -15138,7 +15198,7 @@
         </w:tc>
         <w:tc>
           <w:tcPr>
-            <w:tcW w:type="dxa" w:w="1843"/>
+            <w:tcW w:type="dxa" w:w="1736"/>
             <w:tcBorders>
               <w:top w:val="single" w:color="C9CED8" w:sz="4"/>
               <w:left w:val="single" w:color="C9CED8" w:sz="4"/>
@@ -15164,7 +15224,7 @@
         </w:tc>
         <w:tc>
           <w:tcPr>
-            <w:tcW w:type="dxa" w:w="1411"/>
+            <w:tcW w:type="dxa" w:w="1375"/>
             <w:tcBorders>
               <w:top w:val="single" w:color="C9CED8" w:sz="4"/>
               <w:left w:val="single" w:color="C9CED8" w:sz="4"/>
@@ -15190,7 +15250,7 @@
         </w:tc>
         <w:tc>
           <w:tcPr>
-            <w:tcW w:type="dxa" w:w="1216"/>
+            <w:tcW w:type="dxa" w:w="1185"/>
             <w:tcBorders>
               <w:top w:val="single" w:color="C9CED8" w:sz="4"/>
               <w:left w:val="single" w:color="C9CED8" w:sz="4"/>
@@ -15270,7 +15330,7 @@
         </w:tc>
         <w:tc>
           <w:tcPr>
-            <w:tcW w:type="dxa" w:w="1527"/>
+            <w:tcW w:type="dxa" w:w="1488"/>
             <w:tcBorders>
               <w:top w:val="single" w:color="C9CED8" w:sz="4"/>
               <w:left w:val="single" w:color="C9CED8" w:sz="4"/>
@@ -15322,7 +15382,7 @@
         </w:tc>
         <w:tc>
           <w:tcPr>
-            <w:tcW w:type="dxa" w:w="1328"/>
+            <w:tcW w:type="dxa" w:w="1541"/>
             <w:tcBorders>
               <w:top w:val="single" w:color="C9CED8" w:sz="4"/>
               <w:left w:val="single" w:color="C9CED8" w:sz="4"/>
@@ -15348,7 +15408,7 @@
         </w:tc>
         <w:tc>
           <w:tcPr>
-            <w:tcW w:type="dxa" w:w="1843"/>
+            <w:tcW w:type="dxa" w:w="1736"/>
             <w:tcBorders>
               <w:top w:val="single" w:color="C9CED8" w:sz="4"/>
               <w:left w:val="single" w:color="C9CED8" w:sz="4"/>
@@ -15374,7 +15434,7 @@
         </w:tc>
         <w:tc>
           <w:tcPr>
-            <w:tcW w:type="dxa" w:w="1411"/>
+            <w:tcW w:type="dxa" w:w="1375"/>
             <w:tcBorders>
               <w:top w:val="single" w:color="C9CED8" w:sz="4"/>
               <w:left w:val="single" w:color="C9CED8" w:sz="4"/>
@@ -15400,7 +15460,7 @@
         </w:tc>
         <w:tc>
           <w:tcPr>
-            <w:tcW w:type="dxa" w:w="1216"/>
+            <w:tcW w:type="dxa" w:w="1185"/>
             <w:tcBorders>
               <w:top w:val="single" w:color="C9CED8" w:sz="4"/>
               <w:left w:val="single" w:color="C9CED8" w:sz="4"/>
@@ -15480,7 +15540,7 @@
         </w:tc>
         <w:tc>
           <w:tcPr>
-            <w:tcW w:type="dxa" w:w="1527"/>
+            <w:tcW w:type="dxa" w:w="1488"/>
             <w:tcBorders>
               <w:top w:val="single" w:color="C9CED8" w:sz="4"/>
               <w:left w:val="single" w:color="C9CED8" w:sz="4"/>
@@ -15532,7 +15592,7 @@
         </w:tc>
         <w:tc>
           <w:tcPr>
-            <w:tcW w:type="dxa" w:w="1328"/>
+            <w:tcW w:type="dxa" w:w="1541"/>
             <w:tcBorders>
               <w:top w:val="single" w:color="C9CED8" w:sz="4"/>
               <w:left w:val="single" w:color="C9CED8" w:sz="4"/>
@@ -15558,7 +15618,7 @@
         </w:tc>
         <w:tc>
           <w:tcPr>
-            <w:tcW w:type="dxa" w:w="1843"/>
+            <w:tcW w:type="dxa" w:w="1736"/>
             <w:tcBorders>
               <w:top w:val="single" w:color="C9CED8" w:sz="4"/>
               <w:left w:val="single" w:color="C9CED8" w:sz="4"/>
@@ -15584,7 +15644,7 @@
         </w:tc>
         <w:tc>
           <w:tcPr>
-            <w:tcW w:type="dxa" w:w="1411"/>
+            <w:tcW w:type="dxa" w:w="1375"/>
             <w:tcBorders>
               <w:top w:val="single" w:color="C9CED8" w:sz="4"/>
               <w:left w:val="single" w:color="C9CED8" w:sz="4"/>
@@ -15610,7 +15670,7 @@
         </w:tc>
         <w:tc>
           <w:tcPr>
-            <w:tcW w:type="dxa" w:w="1216"/>
+            <w:tcW w:type="dxa" w:w="1185"/>
             <w:tcBorders>
               <w:top w:val="single" w:color="C9CED8" w:sz="4"/>
               <w:left w:val="single" w:color="C9CED8" w:sz="4"/>
@@ -15690,7 +15750,7 @@
         </w:tc>
         <w:tc>
           <w:tcPr>
-            <w:tcW w:type="dxa" w:w="1527"/>
+            <w:tcW w:type="dxa" w:w="1488"/>
             <w:tcBorders>
               <w:top w:val="single" w:color="C9CED8" w:sz="4"/>
               <w:left w:val="single" w:color="C9CED8" w:sz="4"/>
@@ -15742,7 +15802,7 @@
         </w:tc>
         <w:tc>
           <w:tcPr>
-            <w:tcW w:type="dxa" w:w="1328"/>
+            <w:tcW w:type="dxa" w:w="1541"/>
             <w:tcBorders>
               <w:top w:val="single" w:color="C9CED8" w:sz="4"/>
               <w:left w:val="single" w:color="C9CED8" w:sz="4"/>
@@ -15768,7 +15828,7 @@
         </w:tc>
         <w:tc>
           <w:tcPr>
-            <w:tcW w:type="dxa" w:w="1843"/>
+            <w:tcW w:type="dxa" w:w="1736"/>
             <w:tcBorders>
               <w:top w:val="single" w:color="C9CED8" w:sz="4"/>
               <w:left w:val="single" w:color="C9CED8" w:sz="4"/>
@@ -15794,7 +15854,7 @@
         </w:tc>
         <w:tc>
           <w:tcPr>
-            <w:tcW w:type="dxa" w:w="1411"/>
+            <w:tcW w:type="dxa" w:w="1375"/>
             <w:tcBorders>
               <w:top w:val="single" w:color="C9CED8" w:sz="4"/>
               <w:left w:val="single" w:color="C9CED8" w:sz="4"/>
@@ -15820,7 +15880,7 @@
         </w:tc>
         <w:tc>
           <w:tcPr>
-            <w:tcW w:type="dxa" w:w="1216"/>
+            <w:tcW w:type="dxa" w:w="1185"/>
             <w:tcBorders>
               <w:top w:val="single" w:color="C9CED8" w:sz="4"/>
               <w:left w:val="single" w:color="C9CED8" w:sz="4"/>
@@ -15900,7 +15960,7 @@
         </w:tc>
         <w:tc>
           <w:tcPr>
-            <w:tcW w:type="dxa" w:w="1527"/>
+            <w:tcW w:type="dxa" w:w="1488"/>
             <w:tcBorders>
               <w:top w:val="single" w:color="C9CED8" w:sz="4"/>
               <w:left w:val="single" w:color="C9CED8" w:sz="4"/>
@@ -15952,7 +16012,7 @@
         </w:tc>
         <w:tc>
           <w:tcPr>
-            <w:tcW w:type="dxa" w:w="1328"/>
+            <w:tcW w:type="dxa" w:w="1541"/>
             <w:tcBorders>
               <w:top w:val="single" w:color="C9CED8" w:sz="4"/>
               <w:left w:val="single" w:color="C9CED8" w:sz="4"/>
@@ -15978,7 +16038,7 @@
         </w:tc>
         <w:tc>
           <w:tcPr>
-            <w:tcW w:type="dxa" w:w="1843"/>
+            <w:tcW w:type="dxa" w:w="1736"/>
             <w:tcBorders>
               <w:top w:val="single" w:color="C9CED8" w:sz="4"/>
               <w:left w:val="single" w:color="C9CED8" w:sz="4"/>
@@ -16004,7 +16064,7 @@
         </w:tc>
         <w:tc>
           <w:tcPr>
-            <w:tcW w:type="dxa" w:w="1411"/>
+            <w:tcW w:type="dxa" w:w="1375"/>
             <w:tcBorders>
               <w:top w:val="single" w:color="C9CED8" w:sz="4"/>
               <w:left w:val="single" w:color="C9CED8" w:sz="4"/>
@@ -16030,7 +16090,7 @@
         </w:tc>
         <w:tc>
           <w:tcPr>
-            <w:tcW w:type="dxa" w:w="1216"/>
+            <w:tcW w:type="dxa" w:w="1185"/>
             <w:tcBorders>
               <w:top w:val="single" w:color="C9CED8" w:sz="4"/>
               <w:left w:val="single" w:color="C9CED8" w:sz="4"/>
@@ -16110,7 +16170,7 @@
         </w:tc>
         <w:tc>
           <w:tcPr>
-            <w:tcW w:type="dxa" w:w="1527"/>
+            <w:tcW w:type="dxa" w:w="1488"/>
             <w:tcBorders>
               <w:top w:val="single" w:color="C9CED8" w:sz="4"/>
               <w:left w:val="single" w:color="C9CED8" w:sz="4"/>
@@ -16162,7 +16222,7 @@
         </w:tc>
         <w:tc>
           <w:tcPr>
-            <w:tcW w:type="dxa" w:w="1328"/>
+            <w:tcW w:type="dxa" w:w="1541"/>
             <w:tcBorders>
               <w:top w:val="single" w:color="C9CED8" w:sz="4"/>
               <w:left w:val="single" w:color="C9CED8" w:sz="4"/>
@@ -16188,7 +16248,7 @@
         </w:tc>
         <w:tc>
           <w:tcPr>
-            <w:tcW w:type="dxa" w:w="1843"/>
+            <w:tcW w:type="dxa" w:w="1736"/>
             <w:tcBorders>
               <w:top w:val="single" w:color="C9CED8" w:sz="4"/>
               <w:left w:val="single" w:color="C9CED8" w:sz="4"/>
@@ -16214,7 +16274,7 @@
         </w:tc>
         <w:tc>
           <w:tcPr>
-            <w:tcW w:type="dxa" w:w="1411"/>
+            <w:tcW w:type="dxa" w:w="1375"/>
             <w:tcBorders>
               <w:top w:val="single" w:color="C9CED8" w:sz="4"/>
               <w:left w:val="single" w:color="C9CED8" w:sz="4"/>
@@ -16240,7 +16300,7 @@
         </w:tc>
         <w:tc>
           <w:tcPr>
-            <w:tcW w:type="dxa" w:w="1216"/>
+            <w:tcW w:type="dxa" w:w="1185"/>
             <w:tcBorders>
               <w:top w:val="single" w:color="C9CED8" w:sz="4"/>
               <w:left w:val="single" w:color="C9CED8" w:sz="4"/>
@@ -16320,7 +16380,7 @@
         </w:tc>
         <w:tc>
           <w:tcPr>
-            <w:tcW w:type="dxa" w:w="1527"/>
+            <w:tcW w:type="dxa" w:w="1488"/>
             <w:tcBorders>
               <w:top w:val="single" w:color="C9CED8" w:sz="4"/>
               <w:left w:val="single" w:color="C9CED8" w:sz="4"/>
@@ -16372,7 +16432,7 @@
         </w:tc>
         <w:tc>
           <w:tcPr>
-            <w:tcW w:type="dxa" w:w="1328"/>
+            <w:tcW w:type="dxa" w:w="1541"/>
             <w:tcBorders>
               <w:top w:val="single" w:color="C9CED8" w:sz="4"/>
               <w:left w:val="single" w:color="C9CED8" w:sz="4"/>
@@ -16398,7 +16458,7 @@
         </w:tc>
         <w:tc>
           <w:tcPr>
-            <w:tcW w:type="dxa" w:w="1843"/>
+            <w:tcW w:type="dxa" w:w="1736"/>
             <w:tcBorders>
               <w:top w:val="single" w:color="C9CED8" w:sz="4"/>
               <w:left w:val="single" w:color="C9CED8" w:sz="4"/>
@@ -16424,7 +16484,7 @@
         </w:tc>
         <w:tc>
           <w:tcPr>
-            <w:tcW w:type="dxa" w:w="1411"/>
+            <w:tcW w:type="dxa" w:w="1375"/>
             <w:tcBorders>
               <w:top w:val="single" w:color="C9CED8" w:sz="4"/>
               <w:left w:val="single" w:color="C9CED8" w:sz="4"/>
@@ -16450,7 +16510,7 @@
         </w:tc>
         <w:tc>
           <w:tcPr>
-            <w:tcW w:type="dxa" w:w="1216"/>
+            <w:tcW w:type="dxa" w:w="1185"/>
             <w:tcBorders>
               <w:top w:val="single" w:color="C9CED8" w:sz="4"/>
               <w:left w:val="single" w:color="C9CED8" w:sz="4"/>
